--- a/docs/developpement/phases/word/PHASE_56_CONDITIONNEMENT_DE_CHAQUE_PRODUIT.docx
+++ b/docs/developpement/phases/word/PHASE_56_CONDITIONNEMENT_DE_CHAQUE_PRODUIT.docx
@@ -20,7 +20,7 @@
       <w:r>
         <w:t xml:space="preserve">FlaiX Expert · dossier de développement · généré le 2026-10-19 depuis le dépôt </w:t>
       </w:r>
-      <w:hyperlink w:history="1" r:id="rId3a8usgzxuitymxy3kptnx">
+      <w:hyperlink w:history="1" r:id="rIdzw7tpsjbtzfbm1crgfjqg">
         <w:r>
           <w:rPr>
             <w:rStyle w:val="Hyperlink"/>
@@ -595,7 +595,7 @@
           <w:numId w:val="2"/>
         </w:numPr>
       </w:pPr>
-      <w:hyperlink w:history="1" r:id="rIdrmvj7cvit4pxprdmtc6r0">
+      <w:hyperlink w:history="1" r:id="rIdgtr7bfksvaxlljpoezs7_">
         <w:r>
           <w:rPr>
             <w:rStyle w:val="Hyperlink"/>
@@ -615,7 +615,7 @@
           <w:numId w:val="2"/>
         </w:numPr>
       </w:pPr>
-      <w:hyperlink w:history="1" r:id="rIdkqalaoe6ze33suywegz5p">
+      <w:hyperlink w:history="1" r:id="rId0qwnidhavfbpus_xslsu2">
         <w:r>
           <w:rPr>
             <w:rStyle w:val="Hyperlink"/>
@@ -663,7 +663,7 @@
       <w:r>
         <w:t xml:space="preserve"> — créé — </w:t>
       </w:r>
-      <w:hyperlink w:history="1" r:id="rIdw-flvxs07xystupu3sqjb">
+      <w:hyperlink w:history="1" r:id="rIdb1wwhytwc1jtjzj4_s9c3">
         <w:r>
           <w:rPr>
             <w:rStyle w:val="Hyperlink"/>
@@ -700,7 +700,7 @@
       <w:r>
         <w:t xml:space="preserve"> — créé — </w:t>
       </w:r>
-      <w:hyperlink w:history="1" r:id="rIddadodlb6a7ssxajqbadn1">
+      <w:hyperlink w:history="1" r:id="rIdiy-alanwneyg72xijr72m">
         <w:r>
           <w:rPr>
             <w:rStyle w:val="Hyperlink"/>
@@ -729,7 +729,7 @@
       <w:r>
         <w:t xml:space="preserve"> — créé — </w:t>
       </w:r>
-      <w:hyperlink w:history="1" r:id="rIddvrkgbvbwtztunayy2rp6">
+      <w:hyperlink w:history="1" r:id="rIdwefmf9cmwwmxw2ysw2uyb">
         <w:r>
           <w:rPr>
             <w:rStyle w:val="Hyperlink"/>
@@ -766,7 +766,7 @@
       <w:r>
         <w:t xml:space="preserve"> — créé — </w:t>
       </w:r>
-      <w:hyperlink w:history="1" r:id="rIdcb9xfs5wia6-emmkbwx0y">
+      <w:hyperlink w:history="1" r:id="rIdcex5zc-ncj9nvyqswz5bj">
         <w:r>
           <w:rPr>
             <w:rStyle w:val="Hyperlink"/>
@@ -795,7 +795,7 @@
       <w:r>
         <w:t xml:space="preserve"> — modifié — </w:t>
       </w:r>
-      <w:hyperlink w:history="1" r:id="rIdzkb91is_qiiqyvd_8uee8">
+      <w:hyperlink w:history="1" r:id="rIdphxf7szewvndopwdwdkce">
         <w:r>
           <w:rPr>
             <w:rStyle w:val="Hyperlink"/>
@@ -824,7 +824,7 @@
       <w:r>
         <w:t xml:space="preserve"> — modifié — </w:t>
       </w:r>
-      <w:hyperlink w:history="1" r:id="rId6ydmixl77xxlle4cedvnt">
+      <w:hyperlink w:history="1" r:id="rIdhxm2s7xtg2eyy0wwby4rx">
         <w:r>
           <w:rPr>
             <w:rStyle w:val="Hyperlink"/>
@@ -853,7 +853,7 @@
       <w:r>
         <w:t xml:space="preserve"> — modifié — </w:t>
       </w:r>
-      <w:hyperlink w:history="1" r:id="rId7i9q57nfqap0tev4zq7te">
+      <w:hyperlink w:history="1" r:id="rIdugvhbnmvgggelmvugkkh-">
         <w:r>
           <w:rPr>
             <w:rStyle w:val="Hyperlink"/>
@@ -882,7 +882,7 @@
       <w:r>
         <w:t xml:space="preserve"> — modifié — </w:t>
       </w:r>
-      <w:hyperlink w:history="1" r:id="rIde_sgulhlnkg3t9_fue8w4">
+      <w:hyperlink w:history="1" r:id="rIdxcd8e2xfv4gsduq8tkcx_">
         <w:r>
           <w:rPr>
             <w:rStyle w:val="Hyperlink"/>
@@ -911,7 +911,7 @@
       <w:r>
         <w:t xml:space="preserve"> — modifié — </w:t>
       </w:r>
-      <w:hyperlink w:history="1" r:id="rIdpvodjrxqlw8wmqatjv5g3">
+      <w:hyperlink w:history="1" r:id="rIdbtnksyjobvow5ye1rsepb">
         <w:r>
           <w:rPr>
             <w:rStyle w:val="Hyperlink"/>
@@ -948,7 +948,7 @@
       <w:r>
         <w:t xml:space="preserve"> — modifié — </w:t>
       </w:r>
-      <w:hyperlink w:history="1" r:id="rId0qukwf-ig7kcuujfu_hpz">
+      <w:hyperlink w:history="1" r:id="rIdbpgaw_gj9_f3tsax-ssjh">
         <w:r>
           <w:rPr>
             <w:rStyle w:val="Hyperlink"/>
@@ -977,7 +977,7 @@
       <w:r>
         <w:t xml:space="preserve"> — modifié — </w:t>
       </w:r>
-      <w:hyperlink w:history="1" r:id="rIdvb9tgxpucsln8a6muyjdp">
+      <w:hyperlink w:history="1" r:id="rId1mr2gsrzeurtpfolwpzj1">
         <w:r>
           <w:rPr>
             <w:rStyle w:val="Hyperlink"/>
@@ -1006,7 +1006,7 @@
       <w:r>
         <w:t xml:space="preserve"> — modifié — </w:t>
       </w:r>
-      <w:hyperlink w:history="1" r:id="rIdvw_bcosm4guajagbeginm">
+      <w:hyperlink w:history="1" r:id="rIdnz_pcpznbvpmhazflqgyg">
         <w:r>
           <w:rPr>
             <w:rStyle w:val="Hyperlink"/>
@@ -1035,7 +1035,7 @@
       <w:r>
         <w:t xml:space="preserve"> — créé — </w:t>
       </w:r>
-      <w:hyperlink w:history="1" r:id="rIdecv_stjed247ziaqapcku">
+      <w:hyperlink w:history="1" r:id="rIdfwdgvd7u7h9vkkcmgihim">
         <w:r>
           <w:rPr>
             <w:rStyle w:val="Hyperlink"/>
@@ -1064,7 +1064,7 @@
       <w:r>
         <w:t xml:space="preserve"> — modifié — </w:t>
       </w:r>
-      <w:hyperlink w:history="1" r:id="rIdbwrmhhdtcv-hlueunvrt3">
+      <w:hyperlink w:history="1" r:id="rId6mxqm0hoedtazxbac-iyj">
         <w:r>
           <w:rPr>
             <w:rStyle w:val="Hyperlink"/>
@@ -1093,7 +1093,7 @@
       <w:r>
         <w:t xml:space="preserve"> — modifié — </w:t>
       </w:r>
-      <w:hyperlink w:history="1" r:id="rIdlhfgt9amsijyerkv8kssc">
+      <w:hyperlink w:history="1" r:id="rIdf8pb8xixmza-bbqq1vlkd">
         <w:r>
           <w:rPr>
             <w:rStyle w:val="Hyperlink"/>
@@ -1122,7 +1122,7 @@
       <w:r>
         <w:t xml:space="preserve"> — modifié — </w:t>
       </w:r>
-      <w:hyperlink w:history="1" r:id="rIdkskujdi7wbqpvvvwxmzps">
+      <w:hyperlink w:history="1" r:id="rIdubgifqa9ea_og3lltaiax">
         <w:r>
           <w:rPr>
             <w:rStyle w:val="Hyperlink"/>
@@ -1151,7 +1151,7 @@
       <w:r>
         <w:t xml:space="preserve"> — modifié — </w:t>
       </w:r>
-      <w:hyperlink w:history="1" r:id="rIdc3kfw-scqmjvs9altx5ps">
+      <w:hyperlink w:history="1" r:id="rIdeq9vrhzsbephzns7wlx9o">
         <w:r>
           <w:rPr>
             <w:rStyle w:val="Hyperlink"/>
@@ -1188,7 +1188,7 @@
       <w:r>
         <w:t xml:space="preserve"> — créé — </w:t>
       </w:r>
-      <w:hyperlink w:history="1" r:id="rIdpjvpqunulyeg_v1nm9xpy">
+      <w:hyperlink w:history="1" r:id="rId6uwciig0b1ycldcuglx7b">
         <w:r>
           <w:rPr>
             <w:rStyle w:val="Hyperlink"/>
@@ -1217,7 +1217,7 @@
       <w:r>
         <w:t xml:space="preserve"> — créé — </w:t>
       </w:r>
-      <w:hyperlink w:history="1" r:id="rIdbjqijdy-ptvqopf1o0b1q">
+      <w:hyperlink w:history="1" r:id="rIds3pxxqroqsgqryvyky0tv">
         <w:r>
           <w:rPr>
             <w:rStyle w:val="Hyperlink"/>
@@ -1246,7 +1246,7 @@
       <w:r>
         <w:t xml:space="preserve"> — modifié — </w:t>
       </w:r>
-      <w:hyperlink w:history="1" r:id="rIdib1xo829d36finnc3tk3m">
+      <w:hyperlink w:history="1" r:id="rIdf1as8i9vfv5xqlk7ducgg">
         <w:r>
           <w:rPr>
             <w:rStyle w:val="Hyperlink"/>
@@ -1275,7 +1275,7 @@
       <w:r>
         <w:t xml:space="preserve"> — modifié — </w:t>
       </w:r>
-      <w:hyperlink w:history="1" r:id="rIdrzqekvkymmv7u_rc4shkc">
+      <w:hyperlink w:history="1" r:id="rIdo4w-oq1i0d5e-ma_lae7_">
         <w:r>
           <w:rPr>
             <w:rStyle w:val="Hyperlink"/>
@@ -1304,7 +1304,7 @@
       <w:r>
         <w:t xml:space="preserve"> — modifié — </w:t>
       </w:r>
-      <w:hyperlink w:history="1" r:id="rId6kdsys5b5kpvfmqdsourm">
+      <w:hyperlink w:history="1" r:id="rIdapaashqidpn3lnzcvisja">
         <w:r>
           <w:rPr>
             <w:rStyle w:val="Hyperlink"/>
@@ -1333,7 +1333,7 @@
       <w:r>
         <w:t xml:space="preserve"> — modifié — </w:t>
       </w:r>
-      <w:hyperlink w:history="1" r:id="rIdlm-5rxjsiuquihnkpgthw">
+      <w:hyperlink w:history="1" r:id="rIdck0xqkcsojdiyjwhua7gt">
         <w:r>
           <w:rPr>
             <w:rStyle w:val="Hyperlink"/>

--- a/docs/developpement/phases/word/PHASE_56_CONDITIONNEMENT_DE_CHAQUE_PRODUIT.docx
+++ b/docs/developpement/phases/word/PHASE_56_CONDITIONNEMENT_DE_CHAQUE_PRODUIT.docx
@@ -20,7 +20,7 @@
       <w:r>
         <w:t xml:space="preserve">FlaiX Expert · dossier de développement · généré le 2026-10-19 depuis le dépôt </w:t>
       </w:r>
-      <w:hyperlink w:history="1" r:id="rIdzw7tpsjbtzfbm1crgfjqg">
+      <w:hyperlink w:history="1" r:id="rIdedfmkvtyuse7rq-ydtopl">
         <w:r>
           <w:rPr>
             <w:rStyle w:val="Hyperlink"/>
@@ -595,7 +595,7 @@
           <w:numId w:val="2"/>
         </w:numPr>
       </w:pPr>
-      <w:hyperlink w:history="1" r:id="rIdgtr7bfksvaxlljpoezs7_">
+      <w:hyperlink w:history="1" r:id="rIdiuwesjuvanebx2hjv6-tp">
         <w:r>
           <w:rPr>
             <w:rStyle w:val="Hyperlink"/>
@@ -615,7 +615,7 @@
           <w:numId w:val="2"/>
         </w:numPr>
       </w:pPr>
-      <w:hyperlink w:history="1" r:id="rId0qwnidhavfbpus_xslsu2">
+      <w:hyperlink w:history="1" r:id="rIdvd5tnxc4tdslo1ayodgok">
         <w:r>
           <w:rPr>
             <w:rStyle w:val="Hyperlink"/>
@@ -663,7 +663,7 @@
       <w:r>
         <w:t xml:space="preserve"> — créé — </w:t>
       </w:r>
-      <w:hyperlink w:history="1" r:id="rIdb1wwhytwc1jtjzj4_s9c3">
+      <w:hyperlink w:history="1" r:id="rIdenkmoalughcjzekk1ldka">
         <w:r>
           <w:rPr>
             <w:rStyle w:val="Hyperlink"/>
@@ -700,7 +700,7 @@
       <w:r>
         <w:t xml:space="preserve"> — créé — </w:t>
       </w:r>
-      <w:hyperlink w:history="1" r:id="rIdiy-alanwneyg72xijr72m">
+      <w:hyperlink w:history="1" r:id="rIdhbkw-ljj5uqviklvk-2-9">
         <w:r>
           <w:rPr>
             <w:rStyle w:val="Hyperlink"/>
@@ -729,7 +729,7 @@
       <w:r>
         <w:t xml:space="preserve"> — créé — </w:t>
       </w:r>
-      <w:hyperlink w:history="1" r:id="rIdwefmf9cmwwmxw2ysw2uyb">
+      <w:hyperlink w:history="1" r:id="rIdbdbm64-ctsyw_b5m_ro9q">
         <w:r>
           <w:rPr>
             <w:rStyle w:val="Hyperlink"/>
@@ -766,7 +766,7 @@
       <w:r>
         <w:t xml:space="preserve"> — créé — </w:t>
       </w:r>
-      <w:hyperlink w:history="1" r:id="rIdcex5zc-ncj9nvyqswz5bj">
+      <w:hyperlink w:history="1" r:id="rIdzmzrxf_7t-k1m3igf0ud4">
         <w:r>
           <w:rPr>
             <w:rStyle w:val="Hyperlink"/>
@@ -795,7 +795,7 @@
       <w:r>
         <w:t xml:space="preserve"> — modifié — </w:t>
       </w:r>
-      <w:hyperlink w:history="1" r:id="rIdphxf7szewvndopwdwdkce">
+      <w:hyperlink w:history="1" r:id="rIdac_ewjoorz2iqzaokhcfk">
         <w:r>
           <w:rPr>
             <w:rStyle w:val="Hyperlink"/>
@@ -824,7 +824,7 @@
       <w:r>
         <w:t xml:space="preserve"> — modifié — </w:t>
       </w:r>
-      <w:hyperlink w:history="1" r:id="rIdhxm2s7xtg2eyy0wwby4rx">
+      <w:hyperlink w:history="1" r:id="rIdis4jut3yet10ulwuwr7md">
         <w:r>
           <w:rPr>
             <w:rStyle w:val="Hyperlink"/>
@@ -853,7 +853,7 @@
       <w:r>
         <w:t xml:space="preserve"> — modifié — </w:t>
       </w:r>
-      <w:hyperlink w:history="1" r:id="rIdugvhbnmvgggelmvugkkh-">
+      <w:hyperlink w:history="1" r:id="rIdhnvpidqzucf9cudedgahu">
         <w:r>
           <w:rPr>
             <w:rStyle w:val="Hyperlink"/>
@@ -882,7 +882,7 @@
       <w:r>
         <w:t xml:space="preserve"> — modifié — </w:t>
       </w:r>
-      <w:hyperlink w:history="1" r:id="rIdxcd8e2xfv4gsduq8tkcx_">
+      <w:hyperlink w:history="1" r:id="rIdlju-zohix7n2r5ki0nxy2">
         <w:r>
           <w:rPr>
             <w:rStyle w:val="Hyperlink"/>
@@ -911,7 +911,7 @@
       <w:r>
         <w:t xml:space="preserve"> — modifié — </w:t>
       </w:r>
-      <w:hyperlink w:history="1" r:id="rIdbtnksyjobvow5ye1rsepb">
+      <w:hyperlink w:history="1" r:id="rId4z-ly2vgljgotjunyes7r">
         <w:r>
           <w:rPr>
             <w:rStyle w:val="Hyperlink"/>
@@ -948,7 +948,7 @@
       <w:r>
         <w:t xml:space="preserve"> — modifié — </w:t>
       </w:r>
-      <w:hyperlink w:history="1" r:id="rIdbpgaw_gj9_f3tsax-ssjh">
+      <w:hyperlink w:history="1" r:id="rIdpzlkg7unrswajj4dypigs">
         <w:r>
           <w:rPr>
             <w:rStyle w:val="Hyperlink"/>
@@ -977,7 +977,7 @@
       <w:r>
         <w:t xml:space="preserve"> — modifié — </w:t>
       </w:r>
-      <w:hyperlink w:history="1" r:id="rId1mr2gsrzeurtpfolwpzj1">
+      <w:hyperlink w:history="1" r:id="rId3gcggnwyat1evcjxmpe9o">
         <w:r>
           <w:rPr>
             <w:rStyle w:val="Hyperlink"/>
@@ -1006,7 +1006,7 @@
       <w:r>
         <w:t xml:space="preserve"> — modifié — </w:t>
       </w:r>
-      <w:hyperlink w:history="1" r:id="rIdnz_pcpznbvpmhazflqgyg">
+      <w:hyperlink w:history="1" r:id="rId7-nlgifnmvy9ux6ymo-6l">
         <w:r>
           <w:rPr>
             <w:rStyle w:val="Hyperlink"/>
@@ -1035,7 +1035,7 @@
       <w:r>
         <w:t xml:space="preserve"> — créé — </w:t>
       </w:r>
-      <w:hyperlink w:history="1" r:id="rIdfwdgvd7u7h9vkkcmgihim">
+      <w:hyperlink w:history="1" r:id="rIdultd6tgb2nn9ejq6fxkf_">
         <w:r>
           <w:rPr>
             <w:rStyle w:val="Hyperlink"/>
@@ -1064,7 +1064,7 @@
       <w:r>
         <w:t xml:space="preserve"> — modifié — </w:t>
       </w:r>
-      <w:hyperlink w:history="1" r:id="rId6mxqm0hoedtazxbac-iyj">
+      <w:hyperlink w:history="1" r:id="rIdnsu-wtwldwpxgjq8zfd_k">
         <w:r>
           <w:rPr>
             <w:rStyle w:val="Hyperlink"/>
@@ -1093,7 +1093,7 @@
       <w:r>
         <w:t xml:space="preserve"> — modifié — </w:t>
       </w:r>
-      <w:hyperlink w:history="1" r:id="rIdf8pb8xixmza-bbqq1vlkd">
+      <w:hyperlink w:history="1" r:id="rId-bzis_wilyt6sgspjx7-j">
         <w:r>
           <w:rPr>
             <w:rStyle w:val="Hyperlink"/>
@@ -1122,7 +1122,7 @@
       <w:r>
         <w:t xml:space="preserve"> — modifié — </w:t>
       </w:r>
-      <w:hyperlink w:history="1" r:id="rIdubgifqa9ea_og3lltaiax">
+      <w:hyperlink w:history="1" r:id="rId4skumt6ak9wcrxjlxnkdm">
         <w:r>
           <w:rPr>
             <w:rStyle w:val="Hyperlink"/>
@@ -1151,7 +1151,7 @@
       <w:r>
         <w:t xml:space="preserve"> — modifié — </w:t>
       </w:r>
-      <w:hyperlink w:history="1" r:id="rIdeq9vrhzsbephzns7wlx9o">
+      <w:hyperlink w:history="1" r:id="rIdtg7ghpybcgrzu_otbbwer">
         <w:r>
           <w:rPr>
             <w:rStyle w:val="Hyperlink"/>
@@ -1188,7 +1188,7 @@
       <w:r>
         <w:t xml:space="preserve"> — créé — </w:t>
       </w:r>
-      <w:hyperlink w:history="1" r:id="rId6uwciig0b1ycldcuglx7b">
+      <w:hyperlink w:history="1" r:id="rIddlwjthul65qttnxiyeer0">
         <w:r>
           <w:rPr>
             <w:rStyle w:val="Hyperlink"/>
@@ -1217,7 +1217,7 @@
       <w:r>
         <w:t xml:space="preserve"> — créé — </w:t>
       </w:r>
-      <w:hyperlink w:history="1" r:id="rIds3pxxqroqsgqryvyky0tv">
+      <w:hyperlink w:history="1" r:id="rIdumwdlwark_rfpd91vbvv9">
         <w:r>
           <w:rPr>
             <w:rStyle w:val="Hyperlink"/>
@@ -1246,7 +1246,7 @@
       <w:r>
         <w:t xml:space="preserve"> — modifié — </w:t>
       </w:r>
-      <w:hyperlink w:history="1" r:id="rIdf1as8i9vfv5xqlk7ducgg">
+      <w:hyperlink w:history="1" r:id="rIdq3qoaj0ooealncm-nnemy">
         <w:r>
           <w:rPr>
             <w:rStyle w:val="Hyperlink"/>
@@ -1275,7 +1275,7 @@
       <w:r>
         <w:t xml:space="preserve"> — modifié — </w:t>
       </w:r>
-      <w:hyperlink w:history="1" r:id="rIdo4w-oq1i0d5e-ma_lae7_">
+      <w:hyperlink w:history="1" r:id="rIdttt0kogdqwrmsgz6fi4el">
         <w:r>
           <w:rPr>
             <w:rStyle w:val="Hyperlink"/>
@@ -1304,7 +1304,7 @@
       <w:r>
         <w:t xml:space="preserve"> — modifié — </w:t>
       </w:r>
-      <w:hyperlink w:history="1" r:id="rIdapaashqidpn3lnzcvisja">
+      <w:hyperlink w:history="1" r:id="rIdztdmb5ljpqxgbijjvxogx">
         <w:r>
           <w:rPr>
             <w:rStyle w:val="Hyperlink"/>
@@ -1333,7 +1333,7 @@
       <w:r>
         <w:t xml:space="preserve"> — modifié — </w:t>
       </w:r>
-      <w:hyperlink w:history="1" r:id="rIdck0xqkcsojdiyjwhua7gt">
+      <w:hyperlink w:history="1" r:id="rIdkeeup5p4rrcvnazz5cwxa">
         <w:r>
           <w:rPr>
             <w:rStyle w:val="Hyperlink"/>

--- a/docs/developpement/phases/word/PHASE_56_CONDITIONNEMENT_DE_CHAQUE_PRODUIT.docx
+++ b/docs/developpement/phases/word/PHASE_56_CONDITIONNEMENT_DE_CHAQUE_PRODUIT.docx
@@ -20,7 +20,7 @@
       <w:r>
         <w:t xml:space="preserve">FlaiX Expert · dossier de développement · généré le 2026-10-19 depuis le dépôt </w:t>
       </w:r>
-      <w:hyperlink w:history="1" r:id="rIdedfmkvtyuse7rq-ydtopl">
+      <w:hyperlink w:history="1" r:id="rIdvkjyehreuqkq_u4gxeb_e">
         <w:r>
           <w:rPr>
             <w:rStyle w:val="Hyperlink"/>
@@ -595,7 +595,7 @@
           <w:numId w:val="2"/>
         </w:numPr>
       </w:pPr>
-      <w:hyperlink w:history="1" r:id="rIdiuwesjuvanebx2hjv6-tp">
+      <w:hyperlink w:history="1" r:id="rIdfc39kcvrzsdnvvftevyyb">
         <w:r>
           <w:rPr>
             <w:rStyle w:val="Hyperlink"/>
@@ -615,7 +615,7 @@
           <w:numId w:val="2"/>
         </w:numPr>
       </w:pPr>
-      <w:hyperlink w:history="1" r:id="rIdvd5tnxc4tdslo1ayodgok">
+      <w:hyperlink w:history="1" r:id="rIdiw2_ukxvn3gwihywy9r44">
         <w:r>
           <w:rPr>
             <w:rStyle w:val="Hyperlink"/>
@@ -663,7 +663,7 @@
       <w:r>
         <w:t xml:space="preserve"> — créé — </w:t>
       </w:r>
-      <w:hyperlink w:history="1" r:id="rIdenkmoalughcjzekk1ldka">
+      <w:hyperlink w:history="1" r:id="rIds10csnzuut-brwrsrkv2e">
         <w:r>
           <w:rPr>
             <w:rStyle w:val="Hyperlink"/>
@@ -700,7 +700,7 @@
       <w:r>
         <w:t xml:space="preserve"> — créé — </w:t>
       </w:r>
-      <w:hyperlink w:history="1" r:id="rIdhbkw-ljj5uqviklvk-2-9">
+      <w:hyperlink w:history="1" r:id="rIdpet7bh-y38vokowtszfxa">
         <w:r>
           <w:rPr>
             <w:rStyle w:val="Hyperlink"/>
@@ -729,7 +729,7 @@
       <w:r>
         <w:t xml:space="preserve"> — créé — </w:t>
       </w:r>
-      <w:hyperlink w:history="1" r:id="rIdbdbm64-ctsyw_b5m_ro9q">
+      <w:hyperlink w:history="1" r:id="rIdnrokdg9uqvov7t0qfhb3v">
         <w:r>
           <w:rPr>
             <w:rStyle w:val="Hyperlink"/>
@@ -766,7 +766,7 @@
       <w:r>
         <w:t xml:space="preserve"> — créé — </w:t>
       </w:r>
-      <w:hyperlink w:history="1" r:id="rIdzmzrxf_7t-k1m3igf0ud4">
+      <w:hyperlink w:history="1" r:id="rId_njhu3dcjqbwulg2tgajy">
         <w:r>
           <w:rPr>
             <w:rStyle w:val="Hyperlink"/>
@@ -795,7 +795,7 @@
       <w:r>
         <w:t xml:space="preserve"> — modifié — </w:t>
       </w:r>
-      <w:hyperlink w:history="1" r:id="rIdac_ewjoorz2iqzaokhcfk">
+      <w:hyperlink w:history="1" r:id="rIdovyi4ppgugdg_z2jcby30">
         <w:r>
           <w:rPr>
             <w:rStyle w:val="Hyperlink"/>
@@ -824,7 +824,7 @@
       <w:r>
         <w:t xml:space="preserve"> — modifié — </w:t>
       </w:r>
-      <w:hyperlink w:history="1" r:id="rIdis4jut3yet10ulwuwr7md">
+      <w:hyperlink w:history="1" r:id="rIdozf067phnggo2w6abgczx">
         <w:r>
           <w:rPr>
             <w:rStyle w:val="Hyperlink"/>
@@ -853,7 +853,7 @@
       <w:r>
         <w:t xml:space="preserve"> — modifié — </w:t>
       </w:r>
-      <w:hyperlink w:history="1" r:id="rIdhnvpidqzucf9cudedgahu">
+      <w:hyperlink w:history="1" r:id="rIdiwp7ovn1j1rmrxq5dmtln">
         <w:r>
           <w:rPr>
             <w:rStyle w:val="Hyperlink"/>
@@ -882,7 +882,7 @@
       <w:r>
         <w:t xml:space="preserve"> — modifié — </w:t>
       </w:r>
-      <w:hyperlink w:history="1" r:id="rIdlju-zohix7n2r5ki0nxy2">
+      <w:hyperlink w:history="1" r:id="rIdjz_cfopje15aaxshucorv">
         <w:r>
           <w:rPr>
             <w:rStyle w:val="Hyperlink"/>
@@ -911,7 +911,7 @@
       <w:r>
         <w:t xml:space="preserve"> — modifié — </w:t>
       </w:r>
-      <w:hyperlink w:history="1" r:id="rId4z-ly2vgljgotjunyes7r">
+      <w:hyperlink w:history="1" r:id="rId-zvwqw9mendedy7rssej9">
         <w:r>
           <w:rPr>
             <w:rStyle w:val="Hyperlink"/>
@@ -948,7 +948,7 @@
       <w:r>
         <w:t xml:space="preserve"> — modifié — </w:t>
       </w:r>
-      <w:hyperlink w:history="1" r:id="rIdpzlkg7unrswajj4dypigs">
+      <w:hyperlink w:history="1" r:id="rIdnaaav_zemda8garcswg8b">
         <w:r>
           <w:rPr>
             <w:rStyle w:val="Hyperlink"/>
@@ -977,7 +977,7 @@
       <w:r>
         <w:t xml:space="preserve"> — modifié — </w:t>
       </w:r>
-      <w:hyperlink w:history="1" r:id="rId3gcggnwyat1evcjxmpe9o">
+      <w:hyperlink w:history="1" r:id="rIdf8pfauvzhswsxflp_vlki">
         <w:r>
           <w:rPr>
             <w:rStyle w:val="Hyperlink"/>
@@ -1006,7 +1006,7 @@
       <w:r>
         <w:t xml:space="preserve"> — modifié — </w:t>
       </w:r>
-      <w:hyperlink w:history="1" r:id="rId7-nlgifnmvy9ux6ymo-6l">
+      <w:hyperlink w:history="1" r:id="rIdy2hevutubwq01lfy-uyht">
         <w:r>
           <w:rPr>
             <w:rStyle w:val="Hyperlink"/>
@@ -1035,7 +1035,7 @@
       <w:r>
         <w:t xml:space="preserve"> — créé — </w:t>
       </w:r>
-      <w:hyperlink w:history="1" r:id="rIdultd6tgb2nn9ejq6fxkf_">
+      <w:hyperlink w:history="1" r:id="rId8qn6tyh_n6brr7l-d4jol">
         <w:r>
           <w:rPr>
             <w:rStyle w:val="Hyperlink"/>
@@ -1064,7 +1064,7 @@
       <w:r>
         <w:t xml:space="preserve"> — modifié — </w:t>
       </w:r>
-      <w:hyperlink w:history="1" r:id="rIdnsu-wtwldwpxgjq8zfd_k">
+      <w:hyperlink w:history="1" r:id="rIdet7igvbjmbfgi8bqrusgi">
         <w:r>
           <w:rPr>
             <w:rStyle w:val="Hyperlink"/>
@@ -1093,7 +1093,7 @@
       <w:r>
         <w:t xml:space="preserve"> — modifié — </w:t>
       </w:r>
-      <w:hyperlink w:history="1" r:id="rId-bzis_wilyt6sgspjx7-j">
+      <w:hyperlink w:history="1" r:id="rId-e-qalelyxafzd8ikcbae">
         <w:r>
           <w:rPr>
             <w:rStyle w:val="Hyperlink"/>
@@ -1122,7 +1122,7 @@
       <w:r>
         <w:t xml:space="preserve"> — modifié — </w:t>
       </w:r>
-      <w:hyperlink w:history="1" r:id="rId4skumt6ak9wcrxjlxnkdm">
+      <w:hyperlink w:history="1" r:id="rIdrr6r3ll_ssdxmy_y22jre">
         <w:r>
           <w:rPr>
             <w:rStyle w:val="Hyperlink"/>
@@ -1151,7 +1151,7 @@
       <w:r>
         <w:t xml:space="preserve"> — modifié — </w:t>
       </w:r>
-      <w:hyperlink w:history="1" r:id="rIdtg7ghpybcgrzu_otbbwer">
+      <w:hyperlink w:history="1" r:id="rIdz6h2x-t08yqml7h3idy0f">
         <w:r>
           <w:rPr>
             <w:rStyle w:val="Hyperlink"/>
@@ -1188,7 +1188,7 @@
       <w:r>
         <w:t xml:space="preserve"> — créé — </w:t>
       </w:r>
-      <w:hyperlink w:history="1" r:id="rIddlwjthul65qttnxiyeer0">
+      <w:hyperlink w:history="1" r:id="rIdkuvpe9lzjbumtrfbjda4d">
         <w:r>
           <w:rPr>
             <w:rStyle w:val="Hyperlink"/>
@@ -1217,7 +1217,7 @@
       <w:r>
         <w:t xml:space="preserve"> — créé — </w:t>
       </w:r>
-      <w:hyperlink w:history="1" r:id="rIdumwdlwark_rfpd91vbvv9">
+      <w:hyperlink w:history="1" r:id="rIdg0yc2zfeug6vtdcfzv6lq">
         <w:r>
           <w:rPr>
             <w:rStyle w:val="Hyperlink"/>
@@ -1246,7 +1246,7 @@
       <w:r>
         <w:t xml:space="preserve"> — modifié — </w:t>
       </w:r>
-      <w:hyperlink w:history="1" r:id="rIdq3qoaj0ooealncm-nnemy">
+      <w:hyperlink w:history="1" r:id="rIdsgb5es420nhytc3m8faae">
         <w:r>
           <w:rPr>
             <w:rStyle w:val="Hyperlink"/>
@@ -1275,7 +1275,7 @@
       <w:r>
         <w:t xml:space="preserve"> — modifié — </w:t>
       </w:r>
-      <w:hyperlink w:history="1" r:id="rIdttt0kogdqwrmsgz6fi4el">
+      <w:hyperlink w:history="1" r:id="rIdsa2gtuwf4t4_cj8sku7rn">
         <w:r>
           <w:rPr>
             <w:rStyle w:val="Hyperlink"/>
@@ -1304,7 +1304,7 @@
       <w:r>
         <w:t xml:space="preserve"> — modifié — </w:t>
       </w:r>
-      <w:hyperlink w:history="1" r:id="rIdztdmb5ljpqxgbijjvxogx">
+      <w:hyperlink w:history="1" r:id="rIdexohisi1kpvx5g_qibf4n">
         <w:r>
           <w:rPr>
             <w:rStyle w:val="Hyperlink"/>
@@ -1333,7 +1333,7 @@
       <w:r>
         <w:t xml:space="preserve"> — modifié — </w:t>
       </w:r>
-      <w:hyperlink w:history="1" r:id="rIdkeeup5p4rrcvnazz5cwxa">
+      <w:hyperlink w:history="1" r:id="rId9r1etxlcqobc2eacr08hv">
         <w:r>
           <w:rPr>
             <w:rStyle w:val="Hyperlink"/>

--- a/docs/developpement/phases/word/PHASE_56_CONDITIONNEMENT_DE_CHAQUE_PRODUIT.docx
+++ b/docs/developpement/phases/word/PHASE_56_CONDITIONNEMENT_DE_CHAQUE_PRODUIT.docx
@@ -20,7 +20,7 @@
       <w:r>
         <w:t xml:space="preserve">FlaiX Expert · dossier de développement · généré le 2026-10-19 depuis le dépôt </w:t>
       </w:r>
-      <w:hyperlink w:history="1" r:id="rIdvkjyehreuqkq_u4gxeb_e">
+      <w:hyperlink w:history="1" r:id="rIdjmivdjd5lxesp42zeys-1">
         <w:r>
           <w:rPr>
             <w:rStyle w:val="Hyperlink"/>
@@ -595,7 +595,7 @@
           <w:numId w:val="2"/>
         </w:numPr>
       </w:pPr>
-      <w:hyperlink w:history="1" r:id="rIdfc39kcvrzsdnvvftevyyb">
+      <w:hyperlink w:history="1" r:id="rIddaxw9xnifo0wmlgmhhjmi">
         <w:r>
           <w:rPr>
             <w:rStyle w:val="Hyperlink"/>
@@ -615,7 +615,7 @@
           <w:numId w:val="2"/>
         </w:numPr>
       </w:pPr>
-      <w:hyperlink w:history="1" r:id="rIdiw2_ukxvn3gwihywy9r44">
+      <w:hyperlink w:history="1" r:id="rIdhfgjyjhk7mamdt45p4hrr">
         <w:r>
           <w:rPr>
             <w:rStyle w:val="Hyperlink"/>
@@ -663,7 +663,7 @@
       <w:r>
         <w:t xml:space="preserve"> — créé — </w:t>
       </w:r>
-      <w:hyperlink w:history="1" r:id="rIds10csnzuut-brwrsrkv2e">
+      <w:hyperlink w:history="1" r:id="rIdzpporuacn3fy1rpim0knf">
         <w:r>
           <w:rPr>
             <w:rStyle w:val="Hyperlink"/>
@@ -700,7 +700,7 @@
       <w:r>
         <w:t xml:space="preserve"> — créé — </w:t>
       </w:r>
-      <w:hyperlink w:history="1" r:id="rIdpet7bh-y38vokowtszfxa">
+      <w:hyperlink w:history="1" r:id="rIdu7sbfytkk7enwzigios6f">
         <w:r>
           <w:rPr>
             <w:rStyle w:val="Hyperlink"/>
@@ -729,7 +729,7 @@
       <w:r>
         <w:t xml:space="preserve"> — créé — </w:t>
       </w:r>
-      <w:hyperlink w:history="1" r:id="rIdnrokdg9uqvov7t0qfhb3v">
+      <w:hyperlink w:history="1" r:id="rId8n8uznmpyjt-vv1urqkpg">
         <w:r>
           <w:rPr>
             <w:rStyle w:val="Hyperlink"/>
@@ -766,7 +766,7 @@
       <w:r>
         <w:t xml:space="preserve"> — créé — </w:t>
       </w:r>
-      <w:hyperlink w:history="1" r:id="rId_njhu3dcjqbwulg2tgajy">
+      <w:hyperlink w:history="1" r:id="rIdvnsr07qf704p1svmd_rw_">
         <w:r>
           <w:rPr>
             <w:rStyle w:val="Hyperlink"/>
@@ -795,7 +795,7 @@
       <w:r>
         <w:t xml:space="preserve"> — modifié — </w:t>
       </w:r>
-      <w:hyperlink w:history="1" r:id="rIdovyi4ppgugdg_z2jcby30">
+      <w:hyperlink w:history="1" r:id="rIdlsackfwuzesg8ffuwbilt">
         <w:r>
           <w:rPr>
             <w:rStyle w:val="Hyperlink"/>
@@ -824,7 +824,7 @@
       <w:r>
         <w:t xml:space="preserve"> — modifié — </w:t>
       </w:r>
-      <w:hyperlink w:history="1" r:id="rIdozf067phnggo2w6abgczx">
+      <w:hyperlink w:history="1" r:id="rIdbtvdg9mhva_zd8vexv2an">
         <w:r>
           <w:rPr>
             <w:rStyle w:val="Hyperlink"/>
@@ -853,7 +853,7 @@
       <w:r>
         <w:t xml:space="preserve"> — modifié — </w:t>
       </w:r>
-      <w:hyperlink w:history="1" r:id="rIdiwp7ovn1j1rmrxq5dmtln">
+      <w:hyperlink w:history="1" r:id="rId31mcmqxpvqjsq2r2ladgg">
         <w:r>
           <w:rPr>
             <w:rStyle w:val="Hyperlink"/>
@@ -882,7 +882,7 @@
       <w:r>
         <w:t xml:space="preserve"> — modifié — </w:t>
       </w:r>
-      <w:hyperlink w:history="1" r:id="rIdjz_cfopje15aaxshucorv">
+      <w:hyperlink w:history="1" r:id="rId7zb83rmxyuzwa29nw1lpn">
         <w:r>
           <w:rPr>
             <w:rStyle w:val="Hyperlink"/>
@@ -911,7 +911,7 @@
       <w:r>
         <w:t xml:space="preserve"> — modifié — </w:t>
       </w:r>
-      <w:hyperlink w:history="1" r:id="rId-zvwqw9mendedy7rssej9">
+      <w:hyperlink w:history="1" r:id="rIdpkg-qt3u3e70slfqex2-5">
         <w:r>
           <w:rPr>
             <w:rStyle w:val="Hyperlink"/>
@@ -948,7 +948,7 @@
       <w:r>
         <w:t xml:space="preserve"> — modifié — </w:t>
       </w:r>
-      <w:hyperlink w:history="1" r:id="rIdnaaav_zemda8garcswg8b">
+      <w:hyperlink w:history="1" r:id="rIdkaixzahrsrewwaofnua7h">
         <w:r>
           <w:rPr>
             <w:rStyle w:val="Hyperlink"/>
@@ -977,7 +977,7 @@
       <w:r>
         <w:t xml:space="preserve"> — modifié — </w:t>
       </w:r>
-      <w:hyperlink w:history="1" r:id="rIdf8pfauvzhswsxflp_vlki">
+      <w:hyperlink w:history="1" r:id="rIdlrv62yuxn6i7qcjgd__yr">
         <w:r>
           <w:rPr>
             <w:rStyle w:val="Hyperlink"/>
@@ -1006,7 +1006,7 @@
       <w:r>
         <w:t xml:space="preserve"> — modifié — </w:t>
       </w:r>
-      <w:hyperlink w:history="1" r:id="rIdy2hevutubwq01lfy-uyht">
+      <w:hyperlink w:history="1" r:id="rIdoeur-toezhcpoasp17fys">
         <w:r>
           <w:rPr>
             <w:rStyle w:val="Hyperlink"/>
@@ -1035,7 +1035,7 @@
       <w:r>
         <w:t xml:space="preserve"> — créé — </w:t>
       </w:r>
-      <w:hyperlink w:history="1" r:id="rId8qn6tyh_n6brr7l-d4jol">
+      <w:hyperlink w:history="1" r:id="rIdjlz2yceqmsebaalsv7p9n">
         <w:r>
           <w:rPr>
             <w:rStyle w:val="Hyperlink"/>
@@ -1064,7 +1064,7 @@
       <w:r>
         <w:t xml:space="preserve"> — modifié — </w:t>
       </w:r>
-      <w:hyperlink w:history="1" r:id="rIdet7igvbjmbfgi8bqrusgi">
+      <w:hyperlink w:history="1" r:id="rId3auo5meqkajiryxh4irsr">
         <w:r>
           <w:rPr>
             <w:rStyle w:val="Hyperlink"/>
@@ -1093,7 +1093,7 @@
       <w:r>
         <w:t xml:space="preserve"> — modifié — </w:t>
       </w:r>
-      <w:hyperlink w:history="1" r:id="rId-e-qalelyxafzd8ikcbae">
+      <w:hyperlink w:history="1" r:id="rId9_mtexswrcmvvsokikj_4">
         <w:r>
           <w:rPr>
             <w:rStyle w:val="Hyperlink"/>
@@ -1122,7 +1122,7 @@
       <w:r>
         <w:t xml:space="preserve"> — modifié — </w:t>
       </w:r>
-      <w:hyperlink w:history="1" r:id="rIdrr6r3ll_ssdxmy_y22jre">
+      <w:hyperlink w:history="1" r:id="rIdolnvodid7mijtgezsf_fp">
         <w:r>
           <w:rPr>
             <w:rStyle w:val="Hyperlink"/>
@@ -1151,7 +1151,7 @@
       <w:r>
         <w:t xml:space="preserve"> — modifié — </w:t>
       </w:r>
-      <w:hyperlink w:history="1" r:id="rIdz6h2x-t08yqml7h3idy0f">
+      <w:hyperlink w:history="1" r:id="rIdqtdxl9s_ubs6ovyksgffw">
         <w:r>
           <w:rPr>
             <w:rStyle w:val="Hyperlink"/>
@@ -1188,7 +1188,7 @@
       <w:r>
         <w:t xml:space="preserve"> — créé — </w:t>
       </w:r>
-      <w:hyperlink w:history="1" r:id="rIdkuvpe9lzjbumtrfbjda4d">
+      <w:hyperlink w:history="1" r:id="rIdgcygiqryfi6sjdi0oagmz">
         <w:r>
           <w:rPr>
             <w:rStyle w:val="Hyperlink"/>
@@ -1217,7 +1217,7 @@
       <w:r>
         <w:t xml:space="preserve"> — créé — </w:t>
       </w:r>
-      <w:hyperlink w:history="1" r:id="rIdg0yc2zfeug6vtdcfzv6lq">
+      <w:hyperlink w:history="1" r:id="rIdbz_ruw29wlbfnkzeuq00q">
         <w:r>
           <w:rPr>
             <w:rStyle w:val="Hyperlink"/>
@@ -1246,7 +1246,7 @@
       <w:r>
         <w:t xml:space="preserve"> — modifié — </w:t>
       </w:r>
-      <w:hyperlink w:history="1" r:id="rIdsgb5es420nhytc3m8faae">
+      <w:hyperlink w:history="1" r:id="rId97iogxyjfzl4ez_ur74pe">
         <w:r>
           <w:rPr>
             <w:rStyle w:val="Hyperlink"/>
@@ -1275,7 +1275,7 @@
       <w:r>
         <w:t xml:space="preserve"> — modifié — </w:t>
       </w:r>
-      <w:hyperlink w:history="1" r:id="rIdsa2gtuwf4t4_cj8sku7rn">
+      <w:hyperlink w:history="1" r:id="rIddi6c5murebtaz5krphiaf">
         <w:r>
           <w:rPr>
             <w:rStyle w:val="Hyperlink"/>
@@ -1304,7 +1304,7 @@
       <w:r>
         <w:t xml:space="preserve"> — modifié — </w:t>
       </w:r>
-      <w:hyperlink w:history="1" r:id="rIdexohisi1kpvx5g_qibf4n">
+      <w:hyperlink w:history="1" r:id="rIdcu5zvnogjtbz3pvfucl8v">
         <w:r>
           <w:rPr>
             <w:rStyle w:val="Hyperlink"/>
@@ -1333,7 +1333,7 @@
       <w:r>
         <w:t xml:space="preserve"> — modifié — </w:t>
       </w:r>
-      <w:hyperlink w:history="1" r:id="rId9r1etxlcqobc2eacr08hv">
+      <w:hyperlink w:history="1" r:id="rId9icdtub_bo-jsrohm7mpw">
         <w:r>
           <w:rPr>
             <w:rStyle w:val="Hyperlink"/>

--- a/docs/developpement/phases/word/PHASE_56_CONDITIONNEMENT_DE_CHAQUE_PRODUIT.docx
+++ b/docs/developpement/phases/word/PHASE_56_CONDITIONNEMENT_DE_CHAQUE_PRODUIT.docx
@@ -18,9 +18,9 @@
         <w:shd w:fill="F6F3FF" w:color="auto" w:val="clear"/>
       </w:pPr>
       <w:r>
-        <w:t xml:space="preserve">FlaiX Expert · dossier de développement · généré le 2026-10-19 depuis le dépôt </w:t>
-      </w:r>
-      <w:hyperlink w:history="1" r:id="rIdjmivdjd5lxesp42zeys-1">
+        <w:t xml:space="preserve">FlaiX Expert · dossier de développement · généré le 2026-10-21 depuis le dépôt </w:t>
+      </w:r>
+      <w:hyperlink w:history="1" r:id="rIdvehhl6bgoo2-czbqg62ap">
         <w:r>
           <w:rPr>
             <w:rStyle w:val="Hyperlink"/>
@@ -595,7 +595,7 @@
           <w:numId w:val="2"/>
         </w:numPr>
       </w:pPr>
-      <w:hyperlink w:history="1" r:id="rIddaxw9xnifo0wmlgmhhjmi">
+      <w:hyperlink w:history="1" r:id="rIdeyat8fwtsninepthkn9qk">
         <w:r>
           <w:rPr>
             <w:rStyle w:val="Hyperlink"/>
@@ -615,7 +615,7 @@
           <w:numId w:val="2"/>
         </w:numPr>
       </w:pPr>
-      <w:hyperlink w:history="1" r:id="rIdhfgjyjhk7mamdt45p4hrr">
+      <w:hyperlink w:history="1" r:id="rIdit0jxha7igon4dzcppqk4">
         <w:r>
           <w:rPr>
             <w:rStyle w:val="Hyperlink"/>
@@ -663,7 +663,7 @@
       <w:r>
         <w:t xml:space="preserve"> — créé — </w:t>
       </w:r>
-      <w:hyperlink w:history="1" r:id="rIdzpporuacn3fy1rpim0knf">
+      <w:hyperlink w:history="1" r:id="rId5xw4mdvx-v1hyout7hrsd">
         <w:r>
           <w:rPr>
             <w:rStyle w:val="Hyperlink"/>
@@ -700,7 +700,7 @@
       <w:r>
         <w:t xml:space="preserve"> — créé — </w:t>
       </w:r>
-      <w:hyperlink w:history="1" r:id="rIdu7sbfytkk7enwzigios6f">
+      <w:hyperlink w:history="1" r:id="rIdnwxylaxlbmne5frfmok4f">
         <w:r>
           <w:rPr>
             <w:rStyle w:val="Hyperlink"/>
@@ -729,7 +729,7 @@
       <w:r>
         <w:t xml:space="preserve"> — créé — </w:t>
       </w:r>
-      <w:hyperlink w:history="1" r:id="rId8n8uznmpyjt-vv1urqkpg">
+      <w:hyperlink w:history="1" r:id="rIdd46ymwyekkrfr1uibbinl">
         <w:r>
           <w:rPr>
             <w:rStyle w:val="Hyperlink"/>
@@ -766,7 +766,7 @@
       <w:r>
         <w:t xml:space="preserve"> — créé — </w:t>
       </w:r>
-      <w:hyperlink w:history="1" r:id="rIdvnsr07qf704p1svmd_rw_">
+      <w:hyperlink w:history="1" r:id="rIdaim9iyjikrdkyl2akyocv">
         <w:r>
           <w:rPr>
             <w:rStyle w:val="Hyperlink"/>
@@ -795,7 +795,7 @@
       <w:r>
         <w:t xml:space="preserve"> — modifié — </w:t>
       </w:r>
-      <w:hyperlink w:history="1" r:id="rIdlsackfwuzesg8ffuwbilt">
+      <w:hyperlink w:history="1" r:id="rIdp4isuo68sowitpyngrk6i">
         <w:r>
           <w:rPr>
             <w:rStyle w:val="Hyperlink"/>
@@ -824,7 +824,7 @@
       <w:r>
         <w:t xml:space="preserve"> — modifié — </w:t>
       </w:r>
-      <w:hyperlink w:history="1" r:id="rIdbtvdg9mhva_zd8vexv2an">
+      <w:hyperlink w:history="1" r:id="rIdycdy0hvjwfahn1obaruot">
         <w:r>
           <w:rPr>
             <w:rStyle w:val="Hyperlink"/>
@@ -853,7 +853,7 @@
       <w:r>
         <w:t xml:space="preserve"> — modifié — </w:t>
       </w:r>
-      <w:hyperlink w:history="1" r:id="rId31mcmqxpvqjsq2r2ladgg">
+      <w:hyperlink w:history="1" r:id="rIdtsnf2clz76dkragbouhka">
         <w:r>
           <w:rPr>
             <w:rStyle w:val="Hyperlink"/>
@@ -882,7 +882,7 @@
       <w:r>
         <w:t xml:space="preserve"> — modifié — </w:t>
       </w:r>
-      <w:hyperlink w:history="1" r:id="rId7zb83rmxyuzwa29nw1lpn">
+      <w:hyperlink w:history="1" r:id="rId2__-xjszogqd7kp64w0la">
         <w:r>
           <w:rPr>
             <w:rStyle w:val="Hyperlink"/>
@@ -911,7 +911,7 @@
       <w:r>
         <w:t xml:space="preserve"> — modifié — </w:t>
       </w:r>
-      <w:hyperlink w:history="1" r:id="rIdpkg-qt3u3e70slfqex2-5">
+      <w:hyperlink w:history="1" r:id="rIdtxwtbjhxmg5q3jt3qmy1l">
         <w:r>
           <w:rPr>
             <w:rStyle w:val="Hyperlink"/>
@@ -948,7 +948,7 @@
       <w:r>
         <w:t xml:space="preserve"> — modifié — </w:t>
       </w:r>
-      <w:hyperlink w:history="1" r:id="rIdkaixzahrsrewwaofnua7h">
+      <w:hyperlink w:history="1" r:id="rIdokaar2xwqb2a5hhprawdy">
         <w:r>
           <w:rPr>
             <w:rStyle w:val="Hyperlink"/>
@@ -977,7 +977,7 @@
       <w:r>
         <w:t xml:space="preserve"> — modifié — </w:t>
       </w:r>
-      <w:hyperlink w:history="1" r:id="rIdlrv62yuxn6i7qcjgd__yr">
+      <w:hyperlink w:history="1" r:id="rIdf0koghnvcxua0los_29cw">
         <w:r>
           <w:rPr>
             <w:rStyle w:val="Hyperlink"/>
@@ -1006,7 +1006,7 @@
       <w:r>
         <w:t xml:space="preserve"> — modifié — </w:t>
       </w:r>
-      <w:hyperlink w:history="1" r:id="rIdoeur-toezhcpoasp17fys">
+      <w:hyperlink w:history="1" r:id="rIditapwqe8mm4x1gonlcgh0">
         <w:r>
           <w:rPr>
             <w:rStyle w:val="Hyperlink"/>
@@ -1035,7 +1035,7 @@
       <w:r>
         <w:t xml:space="preserve"> — créé — </w:t>
       </w:r>
-      <w:hyperlink w:history="1" r:id="rIdjlz2yceqmsebaalsv7p9n">
+      <w:hyperlink w:history="1" r:id="rIdmcjkoeep9inrzxqi3d3ml">
         <w:r>
           <w:rPr>
             <w:rStyle w:val="Hyperlink"/>
@@ -1064,7 +1064,7 @@
       <w:r>
         <w:t xml:space="preserve"> — modifié — </w:t>
       </w:r>
-      <w:hyperlink w:history="1" r:id="rId3auo5meqkajiryxh4irsr">
+      <w:hyperlink w:history="1" r:id="rIdygny_jqov7x2t1inyt6wq">
         <w:r>
           <w:rPr>
             <w:rStyle w:val="Hyperlink"/>
@@ -1093,7 +1093,7 @@
       <w:r>
         <w:t xml:space="preserve"> — modifié — </w:t>
       </w:r>
-      <w:hyperlink w:history="1" r:id="rId9_mtexswrcmvvsokikj_4">
+      <w:hyperlink w:history="1" r:id="rIdfkrdtcgqwncrjxwkeukzb">
         <w:r>
           <w:rPr>
             <w:rStyle w:val="Hyperlink"/>
@@ -1122,7 +1122,7 @@
       <w:r>
         <w:t xml:space="preserve"> — modifié — </w:t>
       </w:r>
-      <w:hyperlink w:history="1" r:id="rIdolnvodid7mijtgezsf_fp">
+      <w:hyperlink w:history="1" r:id="rIdcrxxs_er3ip6fdkenaky8">
         <w:r>
           <w:rPr>
             <w:rStyle w:val="Hyperlink"/>
@@ -1151,7 +1151,7 @@
       <w:r>
         <w:t xml:space="preserve"> — modifié — </w:t>
       </w:r>
-      <w:hyperlink w:history="1" r:id="rIdqtdxl9s_ubs6ovyksgffw">
+      <w:hyperlink w:history="1" r:id="rId9-4krnsltnwurk9lcg20l">
         <w:r>
           <w:rPr>
             <w:rStyle w:val="Hyperlink"/>
@@ -1188,7 +1188,7 @@
       <w:r>
         <w:t xml:space="preserve"> — créé — </w:t>
       </w:r>
-      <w:hyperlink w:history="1" r:id="rIdgcygiqryfi6sjdi0oagmz">
+      <w:hyperlink w:history="1" r:id="rIdxq8s5xwzgcqk_d9gawjsw">
         <w:r>
           <w:rPr>
             <w:rStyle w:val="Hyperlink"/>
@@ -1217,7 +1217,7 @@
       <w:r>
         <w:t xml:space="preserve"> — créé — </w:t>
       </w:r>
-      <w:hyperlink w:history="1" r:id="rIdbz_ruw29wlbfnkzeuq00q">
+      <w:hyperlink w:history="1" r:id="rIdok5x2qbejkcdjykfbyspe">
         <w:r>
           <w:rPr>
             <w:rStyle w:val="Hyperlink"/>
@@ -1246,7 +1246,7 @@
       <w:r>
         <w:t xml:space="preserve"> — modifié — </w:t>
       </w:r>
-      <w:hyperlink w:history="1" r:id="rId97iogxyjfzl4ez_ur74pe">
+      <w:hyperlink w:history="1" r:id="rIdp-dkb11pakbcuf_clskw0">
         <w:r>
           <w:rPr>
             <w:rStyle w:val="Hyperlink"/>
@@ -1275,7 +1275,7 @@
       <w:r>
         <w:t xml:space="preserve"> — modifié — </w:t>
       </w:r>
-      <w:hyperlink w:history="1" r:id="rIddi6c5murebtaz5krphiaf">
+      <w:hyperlink w:history="1" r:id="rIdb8-1sbj5y7nejiq5d6s3p">
         <w:r>
           <w:rPr>
             <w:rStyle w:val="Hyperlink"/>
@@ -1304,7 +1304,7 @@
       <w:r>
         <w:t xml:space="preserve"> — modifié — </w:t>
       </w:r>
-      <w:hyperlink w:history="1" r:id="rIdcu5zvnogjtbz3pvfucl8v">
+      <w:hyperlink w:history="1" r:id="rIdqlavesjjklkaosfnlecbu">
         <w:r>
           <w:rPr>
             <w:rStyle w:val="Hyperlink"/>
@@ -1333,7 +1333,7 @@
       <w:r>
         <w:t xml:space="preserve"> — modifié — </w:t>
       </w:r>
-      <w:hyperlink w:history="1" r:id="rId9icdtub_bo-jsrohm7mpw">
+      <w:hyperlink w:history="1" r:id="rId__krxiguuhkuumpwcy0ko">
         <w:r>
           <w:rPr>
             <w:rStyle w:val="Hyperlink"/>

--- a/docs/developpement/phases/word/PHASE_56_CONDITIONNEMENT_DE_CHAQUE_PRODUIT.docx
+++ b/docs/developpement/phases/word/PHASE_56_CONDITIONNEMENT_DE_CHAQUE_PRODUIT.docx
@@ -20,7 +20,7 @@
       <w:r>
         <w:t xml:space="preserve">FlaiX Expert · dossier de développement · généré le 2026-10-21 depuis le dépôt </w:t>
       </w:r>
-      <w:hyperlink w:history="1" r:id="rIdvehhl6bgoo2-czbqg62ap">
+      <w:hyperlink w:history="1" r:id="rIdk6irq5aku3ypzde6ye1ic">
         <w:r>
           <w:rPr>
             <w:rStyle w:val="Hyperlink"/>
@@ -595,7 +595,7 @@
           <w:numId w:val="2"/>
         </w:numPr>
       </w:pPr>
-      <w:hyperlink w:history="1" r:id="rIdeyat8fwtsninepthkn9qk">
+      <w:hyperlink w:history="1" r:id="rId1kdra1fctqalwradwff6m">
         <w:r>
           <w:rPr>
             <w:rStyle w:val="Hyperlink"/>
@@ -615,7 +615,7 @@
           <w:numId w:val="2"/>
         </w:numPr>
       </w:pPr>
-      <w:hyperlink w:history="1" r:id="rIdit0jxha7igon4dzcppqk4">
+      <w:hyperlink w:history="1" r:id="rIdgs-4lfwv1c_tlvfi0gh6v">
         <w:r>
           <w:rPr>
             <w:rStyle w:val="Hyperlink"/>
@@ -663,7 +663,7 @@
       <w:r>
         <w:t xml:space="preserve"> — créé — </w:t>
       </w:r>
-      <w:hyperlink w:history="1" r:id="rId5xw4mdvx-v1hyout7hrsd">
+      <w:hyperlink w:history="1" r:id="rIdbpodxhkuory_to3nuepyk">
         <w:r>
           <w:rPr>
             <w:rStyle w:val="Hyperlink"/>
@@ -700,7 +700,7 @@
       <w:r>
         <w:t xml:space="preserve"> — créé — </w:t>
       </w:r>
-      <w:hyperlink w:history="1" r:id="rIdnwxylaxlbmne5frfmok4f">
+      <w:hyperlink w:history="1" r:id="rIdpojxhfxie8l_flkcindvr">
         <w:r>
           <w:rPr>
             <w:rStyle w:val="Hyperlink"/>
@@ -729,7 +729,7 @@
       <w:r>
         <w:t xml:space="preserve"> — créé — </w:t>
       </w:r>
-      <w:hyperlink w:history="1" r:id="rIdd46ymwyekkrfr1uibbinl">
+      <w:hyperlink w:history="1" r:id="rIdvdk6_ycs19toco1t0_-_i">
         <w:r>
           <w:rPr>
             <w:rStyle w:val="Hyperlink"/>
@@ -766,7 +766,7 @@
       <w:r>
         <w:t xml:space="preserve"> — créé — </w:t>
       </w:r>
-      <w:hyperlink w:history="1" r:id="rIdaim9iyjikrdkyl2akyocv">
+      <w:hyperlink w:history="1" r:id="rIduuup22pagfeg7-hxvjbpf">
         <w:r>
           <w:rPr>
             <w:rStyle w:val="Hyperlink"/>
@@ -795,7 +795,7 @@
       <w:r>
         <w:t xml:space="preserve"> — modifié — </w:t>
       </w:r>
-      <w:hyperlink w:history="1" r:id="rIdp4isuo68sowitpyngrk6i">
+      <w:hyperlink w:history="1" r:id="rId64of7fq7pbnababdtvyye">
         <w:r>
           <w:rPr>
             <w:rStyle w:val="Hyperlink"/>
@@ -824,7 +824,7 @@
       <w:r>
         <w:t xml:space="preserve"> — modifié — </w:t>
       </w:r>
-      <w:hyperlink w:history="1" r:id="rIdycdy0hvjwfahn1obaruot">
+      <w:hyperlink w:history="1" r:id="rIdc_v-mzvn3fhw1h4yser8x">
         <w:r>
           <w:rPr>
             <w:rStyle w:val="Hyperlink"/>
@@ -853,7 +853,7 @@
       <w:r>
         <w:t xml:space="preserve"> — modifié — </w:t>
       </w:r>
-      <w:hyperlink w:history="1" r:id="rIdtsnf2clz76dkragbouhka">
+      <w:hyperlink w:history="1" r:id="rIdfznq3eupton8lbbgkgfsr">
         <w:r>
           <w:rPr>
             <w:rStyle w:val="Hyperlink"/>
@@ -882,7 +882,7 @@
       <w:r>
         <w:t xml:space="preserve"> — modifié — </w:t>
       </w:r>
-      <w:hyperlink w:history="1" r:id="rId2__-xjszogqd7kp64w0la">
+      <w:hyperlink w:history="1" r:id="rIdhkd9clqxhunx5_zej9aon">
         <w:r>
           <w:rPr>
             <w:rStyle w:val="Hyperlink"/>
@@ -911,7 +911,7 @@
       <w:r>
         <w:t xml:space="preserve"> — modifié — </w:t>
       </w:r>
-      <w:hyperlink w:history="1" r:id="rIdtxwtbjhxmg5q3jt3qmy1l">
+      <w:hyperlink w:history="1" r:id="rIdt3fxtgcosqzcbloq7xfcg">
         <w:r>
           <w:rPr>
             <w:rStyle w:val="Hyperlink"/>
@@ -948,7 +948,7 @@
       <w:r>
         <w:t xml:space="preserve"> — modifié — </w:t>
       </w:r>
-      <w:hyperlink w:history="1" r:id="rIdokaar2xwqb2a5hhprawdy">
+      <w:hyperlink w:history="1" r:id="rIdloqqiwpo-kezticiouv15">
         <w:r>
           <w:rPr>
             <w:rStyle w:val="Hyperlink"/>
@@ -977,7 +977,7 @@
       <w:r>
         <w:t xml:space="preserve"> — modifié — </w:t>
       </w:r>
-      <w:hyperlink w:history="1" r:id="rIdf0koghnvcxua0los_29cw">
+      <w:hyperlink w:history="1" r:id="rIdwhhrcq-27anqakqv71bvw">
         <w:r>
           <w:rPr>
             <w:rStyle w:val="Hyperlink"/>
@@ -1006,7 +1006,7 @@
       <w:r>
         <w:t xml:space="preserve"> — modifié — </w:t>
       </w:r>
-      <w:hyperlink w:history="1" r:id="rIditapwqe8mm4x1gonlcgh0">
+      <w:hyperlink w:history="1" r:id="rIdlmduqqetaucsvllokunrh">
         <w:r>
           <w:rPr>
             <w:rStyle w:val="Hyperlink"/>
@@ -1035,7 +1035,7 @@
       <w:r>
         <w:t xml:space="preserve"> — créé — </w:t>
       </w:r>
-      <w:hyperlink w:history="1" r:id="rIdmcjkoeep9inrzxqi3d3ml">
+      <w:hyperlink w:history="1" r:id="rIdw1reb4akvnrxdwmwzq2o6">
         <w:r>
           <w:rPr>
             <w:rStyle w:val="Hyperlink"/>
@@ -1064,7 +1064,7 @@
       <w:r>
         <w:t xml:space="preserve"> — modifié — </w:t>
       </w:r>
-      <w:hyperlink w:history="1" r:id="rIdygny_jqov7x2t1inyt6wq">
+      <w:hyperlink w:history="1" r:id="rIdeqyb3s-vxm5rbcziks0ya">
         <w:r>
           <w:rPr>
             <w:rStyle w:val="Hyperlink"/>
@@ -1093,7 +1093,7 @@
       <w:r>
         <w:t xml:space="preserve"> — modifié — </w:t>
       </w:r>
-      <w:hyperlink w:history="1" r:id="rIdfkrdtcgqwncrjxwkeukzb">
+      <w:hyperlink w:history="1" r:id="rIdryktja2jnras0bc2vnupz">
         <w:r>
           <w:rPr>
             <w:rStyle w:val="Hyperlink"/>
@@ -1122,7 +1122,7 @@
       <w:r>
         <w:t xml:space="preserve"> — modifié — </w:t>
       </w:r>
-      <w:hyperlink w:history="1" r:id="rIdcrxxs_er3ip6fdkenaky8">
+      <w:hyperlink w:history="1" r:id="rIdw0u4kmo9r8qdvxtlu5foq">
         <w:r>
           <w:rPr>
             <w:rStyle w:val="Hyperlink"/>
@@ -1151,7 +1151,7 @@
       <w:r>
         <w:t xml:space="preserve"> — modifié — </w:t>
       </w:r>
-      <w:hyperlink w:history="1" r:id="rId9-4krnsltnwurk9lcg20l">
+      <w:hyperlink w:history="1" r:id="rIdycxh75pzx_hruyadzodcx">
         <w:r>
           <w:rPr>
             <w:rStyle w:val="Hyperlink"/>
@@ -1188,7 +1188,7 @@
       <w:r>
         <w:t xml:space="preserve"> — créé — </w:t>
       </w:r>
-      <w:hyperlink w:history="1" r:id="rIdxq8s5xwzgcqk_d9gawjsw">
+      <w:hyperlink w:history="1" r:id="rId7pfxaogjxgvbvh8rrmd--">
         <w:r>
           <w:rPr>
             <w:rStyle w:val="Hyperlink"/>
@@ -1217,7 +1217,7 @@
       <w:r>
         <w:t xml:space="preserve"> — créé — </w:t>
       </w:r>
-      <w:hyperlink w:history="1" r:id="rIdok5x2qbejkcdjykfbyspe">
+      <w:hyperlink w:history="1" r:id="rIdnhgmw6ff3m5jkbui3oz5s">
         <w:r>
           <w:rPr>
             <w:rStyle w:val="Hyperlink"/>
@@ -1246,7 +1246,7 @@
       <w:r>
         <w:t xml:space="preserve"> — modifié — </w:t>
       </w:r>
-      <w:hyperlink w:history="1" r:id="rIdp-dkb11pakbcuf_clskw0">
+      <w:hyperlink w:history="1" r:id="rIdmifd2jo39gfybcxtvwte_">
         <w:r>
           <w:rPr>
             <w:rStyle w:val="Hyperlink"/>
@@ -1275,7 +1275,7 @@
       <w:r>
         <w:t xml:space="preserve"> — modifié — </w:t>
       </w:r>
-      <w:hyperlink w:history="1" r:id="rIdb8-1sbj5y7nejiq5d6s3p">
+      <w:hyperlink w:history="1" r:id="rIdi3mej6qcxr_msrsqntwxs">
         <w:r>
           <w:rPr>
             <w:rStyle w:val="Hyperlink"/>
@@ -1304,7 +1304,7 @@
       <w:r>
         <w:t xml:space="preserve"> — modifié — </w:t>
       </w:r>
-      <w:hyperlink w:history="1" r:id="rIdqlavesjjklkaosfnlecbu">
+      <w:hyperlink w:history="1" r:id="rIdm4sbcwbqa5msgq3gk0h9n">
         <w:r>
           <w:rPr>
             <w:rStyle w:val="Hyperlink"/>
@@ -1333,7 +1333,7 @@
       <w:r>
         <w:t xml:space="preserve"> — modifié — </w:t>
       </w:r>
-      <w:hyperlink w:history="1" r:id="rId__krxiguuhkuumpwcy0ko">
+      <w:hyperlink w:history="1" r:id="rId5nsdcr_kpobdaihv2bptn">
         <w:r>
           <w:rPr>
             <w:rStyle w:val="Hyperlink"/>
@@ -1413,7 +1413,7 @@
         </w:numPr>
       </w:pPr>
       <w:r>
-        <w:t xml:space="preserve">conditionnement vendu déduit avant la marge brute : Finances et Résultats</w:t>
+        <w:t xml:space="preserve">conditionnement vendu déduit avant la marge brute dans Finances</w:t>
       </w:r>
     </w:p>
     <w:p>
@@ -1438,6 +1438,18 @@
       </w:pPr>
       <w:r>
         <w:t xml:space="preserve">stock des gobelets (§15.158) : comptage, ventes déduites, livraison, seuil et alerte</w:t>
+      </w:r>
+    </w:p>
+    <w:p>
+      <w:pPr>
+        <w:pStyle w:val="ListParagraph"/>
+        <w:numPr>
+          <w:ilvl w:val="1"/>
+          <w:numId w:val="2"/>
+        </w:numPr>
+      </w:pPr>
+      <w:r>
+        <w:t xml:space="preserve">Résultats, une fois l'événement clos (§15.167) : marge du produit, conditionnement compris</w:t>
       </w:r>
     </w:p>
     <w:p>

--- a/docs/developpement/phases/word/PHASE_56_CONDITIONNEMENT_DE_CHAQUE_PRODUIT.docx
+++ b/docs/developpement/phases/word/PHASE_56_CONDITIONNEMENT_DE_CHAQUE_PRODUIT.docx
@@ -18,9 +18,9 @@
         <w:shd w:fill="F6F3FF" w:color="auto" w:val="clear"/>
       </w:pPr>
       <w:r>
-        <w:t xml:space="preserve">FlaiX Expert · dossier de développement · généré le 2026-10-21 depuis le dépôt </w:t>
-      </w:r>
-      <w:hyperlink w:history="1" r:id="rIdk6irq5aku3ypzde6ye1ic">
+        <w:t xml:space="preserve">FlaiX Expert · dossier de développement · généré le 2026-10-23 depuis le dépôt </w:t>
+      </w:r>
+      <w:hyperlink w:history="1" r:id="rIdj6fh-vt9lwnlppnk_6d-v">
         <w:r>
           <w:rPr>
             <w:rStyle w:val="Hyperlink"/>
@@ -595,7 +595,7 @@
           <w:numId w:val="2"/>
         </w:numPr>
       </w:pPr>
-      <w:hyperlink w:history="1" r:id="rId1kdra1fctqalwradwff6m">
+      <w:hyperlink w:history="1" r:id="rIdu0u_rh5vahigtpynveel4">
         <w:r>
           <w:rPr>
             <w:rStyle w:val="Hyperlink"/>
@@ -615,7 +615,7 @@
           <w:numId w:val="2"/>
         </w:numPr>
       </w:pPr>
-      <w:hyperlink w:history="1" r:id="rIdgs-4lfwv1c_tlvfi0gh6v">
+      <w:hyperlink w:history="1" r:id="rIdydj8qsadpdospeesrgvg0">
         <w:r>
           <w:rPr>
             <w:rStyle w:val="Hyperlink"/>
@@ -663,7 +663,7 @@
       <w:r>
         <w:t xml:space="preserve"> — créé — </w:t>
       </w:r>
-      <w:hyperlink w:history="1" r:id="rIdbpodxhkuory_to3nuepyk">
+      <w:hyperlink w:history="1" r:id="rId8sak2dl_d3exaobttkkge">
         <w:r>
           <w:rPr>
             <w:rStyle w:val="Hyperlink"/>
@@ -700,7 +700,7 @@
       <w:r>
         <w:t xml:space="preserve"> — créé — </w:t>
       </w:r>
-      <w:hyperlink w:history="1" r:id="rIdpojxhfxie8l_flkcindvr">
+      <w:hyperlink w:history="1" r:id="rIdy_fwgnoph878ninsyh65o">
         <w:r>
           <w:rPr>
             <w:rStyle w:val="Hyperlink"/>
@@ -729,7 +729,7 @@
       <w:r>
         <w:t xml:space="preserve"> — créé — </w:t>
       </w:r>
-      <w:hyperlink w:history="1" r:id="rIdvdk6_ycs19toco1t0_-_i">
+      <w:hyperlink w:history="1" r:id="rIdobsglapncgvdai1yhzow5">
         <w:r>
           <w:rPr>
             <w:rStyle w:val="Hyperlink"/>
@@ -766,7 +766,7 @@
       <w:r>
         <w:t xml:space="preserve"> — créé — </w:t>
       </w:r>
-      <w:hyperlink w:history="1" r:id="rIduuup22pagfeg7-hxvjbpf">
+      <w:hyperlink w:history="1" r:id="rIdpdbp6xzttwi8hod0qxxlg">
         <w:r>
           <w:rPr>
             <w:rStyle w:val="Hyperlink"/>
@@ -795,7 +795,7 @@
       <w:r>
         <w:t xml:space="preserve"> — modifié — </w:t>
       </w:r>
-      <w:hyperlink w:history="1" r:id="rId64of7fq7pbnababdtvyye">
+      <w:hyperlink w:history="1" r:id="rId5td9i32ayare9mpqnm34c">
         <w:r>
           <w:rPr>
             <w:rStyle w:val="Hyperlink"/>
@@ -824,7 +824,7 @@
       <w:r>
         <w:t xml:space="preserve"> — modifié — </w:t>
       </w:r>
-      <w:hyperlink w:history="1" r:id="rIdc_v-mzvn3fhw1h4yser8x">
+      <w:hyperlink w:history="1" r:id="rIdaqsyav3u3n5m2kicgfimi">
         <w:r>
           <w:rPr>
             <w:rStyle w:val="Hyperlink"/>
@@ -853,7 +853,7 @@
       <w:r>
         <w:t xml:space="preserve"> — modifié — </w:t>
       </w:r>
-      <w:hyperlink w:history="1" r:id="rIdfznq3eupton8lbbgkgfsr">
+      <w:hyperlink w:history="1" r:id="rId8ictgs-vhus81p_tdvujy">
         <w:r>
           <w:rPr>
             <w:rStyle w:val="Hyperlink"/>
@@ -882,7 +882,7 @@
       <w:r>
         <w:t xml:space="preserve"> — modifié — </w:t>
       </w:r>
-      <w:hyperlink w:history="1" r:id="rIdhkd9clqxhunx5_zej9aon">
+      <w:hyperlink w:history="1" r:id="rIdef6dyhs8w_o2g6eea3adv">
         <w:r>
           <w:rPr>
             <w:rStyle w:val="Hyperlink"/>
@@ -911,7 +911,7 @@
       <w:r>
         <w:t xml:space="preserve"> — modifié — </w:t>
       </w:r>
-      <w:hyperlink w:history="1" r:id="rIdt3fxtgcosqzcbloq7xfcg">
+      <w:hyperlink w:history="1" r:id="rIdoalzmaqx0osczcqwrfolv">
         <w:r>
           <w:rPr>
             <w:rStyle w:val="Hyperlink"/>
@@ -948,7 +948,7 @@
       <w:r>
         <w:t xml:space="preserve"> — modifié — </w:t>
       </w:r>
-      <w:hyperlink w:history="1" r:id="rIdloqqiwpo-kezticiouv15">
+      <w:hyperlink w:history="1" r:id="rId3ls_cgki7at-epo1fsrl6">
         <w:r>
           <w:rPr>
             <w:rStyle w:val="Hyperlink"/>
@@ -977,7 +977,7 @@
       <w:r>
         <w:t xml:space="preserve"> — modifié — </w:t>
       </w:r>
-      <w:hyperlink w:history="1" r:id="rIdwhhrcq-27anqakqv71bvw">
+      <w:hyperlink w:history="1" r:id="rId3jl4yma2pkotoxzs4eqgw">
         <w:r>
           <w:rPr>
             <w:rStyle w:val="Hyperlink"/>
@@ -1006,7 +1006,7 @@
       <w:r>
         <w:t xml:space="preserve"> — modifié — </w:t>
       </w:r>
-      <w:hyperlink w:history="1" r:id="rIdlmduqqetaucsvllokunrh">
+      <w:hyperlink w:history="1" r:id="rIdwybrgd2q4wxr8hx8zxo5y">
         <w:r>
           <w:rPr>
             <w:rStyle w:val="Hyperlink"/>
@@ -1035,7 +1035,7 @@
       <w:r>
         <w:t xml:space="preserve"> — créé — </w:t>
       </w:r>
-      <w:hyperlink w:history="1" r:id="rIdw1reb4akvnrxdwmwzq2o6">
+      <w:hyperlink w:history="1" r:id="rIdwzpmyijqlgeauwvq9sdws">
         <w:r>
           <w:rPr>
             <w:rStyle w:val="Hyperlink"/>
@@ -1064,7 +1064,7 @@
       <w:r>
         <w:t xml:space="preserve"> — modifié — </w:t>
       </w:r>
-      <w:hyperlink w:history="1" r:id="rIdeqyb3s-vxm5rbcziks0ya">
+      <w:hyperlink w:history="1" r:id="rIdwrkvyeiiqi8s_lhgylhuf">
         <w:r>
           <w:rPr>
             <w:rStyle w:val="Hyperlink"/>
@@ -1093,7 +1093,7 @@
       <w:r>
         <w:t xml:space="preserve"> — modifié — </w:t>
       </w:r>
-      <w:hyperlink w:history="1" r:id="rIdryktja2jnras0bc2vnupz">
+      <w:hyperlink w:history="1" r:id="rIdercbv24zhaueyu4blhfte">
         <w:r>
           <w:rPr>
             <w:rStyle w:val="Hyperlink"/>
@@ -1122,7 +1122,7 @@
       <w:r>
         <w:t xml:space="preserve"> — modifié — </w:t>
       </w:r>
-      <w:hyperlink w:history="1" r:id="rIdw0u4kmo9r8qdvxtlu5foq">
+      <w:hyperlink w:history="1" r:id="rIdmhepf4nzwnmn_ap2onn97">
         <w:r>
           <w:rPr>
             <w:rStyle w:val="Hyperlink"/>
@@ -1151,7 +1151,7 @@
       <w:r>
         <w:t xml:space="preserve"> — modifié — </w:t>
       </w:r>
-      <w:hyperlink w:history="1" r:id="rIdycxh75pzx_hruyadzodcx">
+      <w:hyperlink w:history="1" r:id="rIdasgp6wpz_fmw1l37kbsb6">
         <w:r>
           <w:rPr>
             <w:rStyle w:val="Hyperlink"/>
@@ -1188,7 +1188,7 @@
       <w:r>
         <w:t xml:space="preserve"> — créé — </w:t>
       </w:r>
-      <w:hyperlink w:history="1" r:id="rId7pfxaogjxgvbvh8rrmd--">
+      <w:hyperlink w:history="1" r:id="rIdauwunar81rprhfzadlqlw">
         <w:r>
           <w:rPr>
             <w:rStyle w:val="Hyperlink"/>
@@ -1217,7 +1217,7 @@
       <w:r>
         <w:t xml:space="preserve"> — créé — </w:t>
       </w:r>
-      <w:hyperlink w:history="1" r:id="rIdnhgmw6ff3m5jkbui3oz5s">
+      <w:hyperlink w:history="1" r:id="rIdnfurumbh5u8l_hiog2kn9">
         <w:r>
           <w:rPr>
             <w:rStyle w:val="Hyperlink"/>
@@ -1246,7 +1246,7 @@
       <w:r>
         <w:t xml:space="preserve"> — modifié — </w:t>
       </w:r>
-      <w:hyperlink w:history="1" r:id="rIdmifd2jo39gfybcxtvwte_">
+      <w:hyperlink w:history="1" r:id="rIdybzkxyhzx8c_bsi8gqj8m">
         <w:r>
           <w:rPr>
             <w:rStyle w:val="Hyperlink"/>
@@ -1275,7 +1275,7 @@
       <w:r>
         <w:t xml:space="preserve"> — modifié — </w:t>
       </w:r>
-      <w:hyperlink w:history="1" r:id="rIdi3mej6qcxr_msrsqntwxs">
+      <w:hyperlink w:history="1" r:id="rIdle5qpxxw17p0jguhn69nl">
         <w:r>
           <w:rPr>
             <w:rStyle w:val="Hyperlink"/>
@@ -1304,7 +1304,7 @@
       <w:r>
         <w:t xml:space="preserve"> — modifié — </w:t>
       </w:r>
-      <w:hyperlink w:history="1" r:id="rIdm4sbcwbqa5msgq3gk0h9n">
+      <w:hyperlink w:history="1" r:id="rIdm_-ugx-4ox-rt1qmu0aa-">
         <w:r>
           <w:rPr>
             <w:rStyle w:val="Hyperlink"/>
@@ -1333,7 +1333,7 @@
       <w:r>
         <w:t xml:space="preserve"> — modifié — </w:t>
       </w:r>
-      <w:hyperlink w:history="1" r:id="rId5nsdcr_kpobdaihv2bptn">
+      <w:hyperlink w:history="1" r:id="rIdx2ox6phwf3s0eaxynrbq-">
         <w:r>
           <w:rPr>
             <w:rStyle w:val="Hyperlink"/>

--- a/docs/developpement/phases/word/PHASE_56_CONDITIONNEMENT_DE_CHAQUE_PRODUIT.docx
+++ b/docs/developpement/phases/word/PHASE_56_CONDITIONNEMENT_DE_CHAQUE_PRODUIT.docx
@@ -18,9 +18,9 @@
         <w:shd w:fill="F6F3FF" w:color="auto" w:val="clear"/>
       </w:pPr>
       <w:r>
-        <w:t xml:space="preserve">FlaiX Expert · dossier de développement · généré le 2026-10-23 depuis le dépôt </w:t>
-      </w:r>
-      <w:hyperlink w:history="1" r:id="rIdj6fh-vt9lwnlppnk_6d-v">
+        <w:t xml:space="preserve">FlaiX Expert · dossier de développement · généré le 2026-10-24 depuis le dépôt </w:t>
+      </w:r>
+      <w:hyperlink w:history="1" r:id="rIdvzrtacxrsbhka0ekhlow9">
         <w:r>
           <w:rPr>
             <w:rStyle w:val="Hyperlink"/>
@@ -595,7 +595,7 @@
           <w:numId w:val="2"/>
         </w:numPr>
       </w:pPr>
-      <w:hyperlink w:history="1" r:id="rIdu0u_rh5vahigtpynveel4">
+      <w:hyperlink w:history="1" r:id="rIdr4kz8mjt-zi56dwatu06k">
         <w:r>
           <w:rPr>
             <w:rStyle w:val="Hyperlink"/>
@@ -615,7 +615,7 @@
           <w:numId w:val="2"/>
         </w:numPr>
       </w:pPr>
-      <w:hyperlink w:history="1" r:id="rIdydj8qsadpdospeesrgvg0">
+      <w:hyperlink w:history="1" r:id="rIdbezxg8ec6w345ortrnvk_">
         <w:r>
           <w:rPr>
             <w:rStyle w:val="Hyperlink"/>
@@ -663,7 +663,7 @@
       <w:r>
         <w:t xml:space="preserve"> — créé — </w:t>
       </w:r>
-      <w:hyperlink w:history="1" r:id="rId8sak2dl_d3exaobttkkge">
+      <w:hyperlink w:history="1" r:id="rIdwwsuhhafx3fw3xfdf2ciw">
         <w:r>
           <w:rPr>
             <w:rStyle w:val="Hyperlink"/>
@@ -700,7 +700,7 @@
       <w:r>
         <w:t xml:space="preserve"> — créé — </w:t>
       </w:r>
-      <w:hyperlink w:history="1" r:id="rIdy_fwgnoph878ninsyh65o">
+      <w:hyperlink w:history="1" r:id="rId_xr003yjxufl5cfh42uls">
         <w:r>
           <w:rPr>
             <w:rStyle w:val="Hyperlink"/>
@@ -729,7 +729,7 @@
       <w:r>
         <w:t xml:space="preserve"> — créé — </w:t>
       </w:r>
-      <w:hyperlink w:history="1" r:id="rIdobsglapncgvdai1yhzow5">
+      <w:hyperlink w:history="1" r:id="rId0h2b8so_litfclsgfq6wd">
         <w:r>
           <w:rPr>
             <w:rStyle w:val="Hyperlink"/>
@@ -766,7 +766,7 @@
       <w:r>
         <w:t xml:space="preserve"> — créé — </w:t>
       </w:r>
-      <w:hyperlink w:history="1" r:id="rIdpdbp6xzttwi8hod0qxxlg">
+      <w:hyperlink w:history="1" r:id="rIdx3pzhyu-f-av51urfazlf">
         <w:r>
           <w:rPr>
             <w:rStyle w:val="Hyperlink"/>
@@ -795,7 +795,7 @@
       <w:r>
         <w:t xml:space="preserve"> — modifié — </w:t>
       </w:r>
-      <w:hyperlink w:history="1" r:id="rId5td9i32ayare9mpqnm34c">
+      <w:hyperlink w:history="1" r:id="rIdyatljqfdvynopwmxcyhrt">
         <w:r>
           <w:rPr>
             <w:rStyle w:val="Hyperlink"/>
@@ -824,7 +824,7 @@
       <w:r>
         <w:t xml:space="preserve"> — modifié — </w:t>
       </w:r>
-      <w:hyperlink w:history="1" r:id="rIdaqsyav3u3n5m2kicgfimi">
+      <w:hyperlink w:history="1" r:id="rIdhv0hfc4hlean0r61sykeu">
         <w:r>
           <w:rPr>
             <w:rStyle w:val="Hyperlink"/>
@@ -853,7 +853,7 @@
       <w:r>
         <w:t xml:space="preserve"> — modifié — </w:t>
       </w:r>
-      <w:hyperlink w:history="1" r:id="rId8ictgs-vhus81p_tdvujy">
+      <w:hyperlink w:history="1" r:id="rIdf1ur8hfq-25d6yqzhwemt">
         <w:r>
           <w:rPr>
             <w:rStyle w:val="Hyperlink"/>
@@ -882,7 +882,7 @@
       <w:r>
         <w:t xml:space="preserve"> — modifié — </w:t>
       </w:r>
-      <w:hyperlink w:history="1" r:id="rIdef6dyhs8w_o2g6eea3adv">
+      <w:hyperlink w:history="1" r:id="rIdonea7yczaiecdyfncqmlw">
         <w:r>
           <w:rPr>
             <w:rStyle w:val="Hyperlink"/>
@@ -911,7 +911,7 @@
       <w:r>
         <w:t xml:space="preserve"> — modifié — </w:t>
       </w:r>
-      <w:hyperlink w:history="1" r:id="rIdoalzmaqx0osczcqwrfolv">
+      <w:hyperlink w:history="1" r:id="rIdmqxraczn85fy6ucqcdhu-">
         <w:r>
           <w:rPr>
             <w:rStyle w:val="Hyperlink"/>
@@ -948,7 +948,7 @@
       <w:r>
         <w:t xml:space="preserve"> — modifié — </w:t>
       </w:r>
-      <w:hyperlink w:history="1" r:id="rId3ls_cgki7at-epo1fsrl6">
+      <w:hyperlink w:history="1" r:id="rIdxiwxze6nxff1k9eksyrgs">
         <w:r>
           <w:rPr>
             <w:rStyle w:val="Hyperlink"/>
@@ -977,7 +977,7 @@
       <w:r>
         <w:t xml:space="preserve"> — modifié — </w:t>
       </w:r>
-      <w:hyperlink w:history="1" r:id="rId3jl4yma2pkotoxzs4eqgw">
+      <w:hyperlink w:history="1" r:id="rIduf1y10rcgfaq65zi7tjer">
         <w:r>
           <w:rPr>
             <w:rStyle w:val="Hyperlink"/>
@@ -1006,7 +1006,7 @@
       <w:r>
         <w:t xml:space="preserve"> — modifié — </w:t>
       </w:r>
-      <w:hyperlink w:history="1" r:id="rIdwybrgd2q4wxr8hx8zxo5y">
+      <w:hyperlink w:history="1" r:id="rId0igxbexdjl66yrwmv8f-6">
         <w:r>
           <w:rPr>
             <w:rStyle w:val="Hyperlink"/>
@@ -1035,7 +1035,7 @@
       <w:r>
         <w:t xml:space="preserve"> — créé — </w:t>
       </w:r>
-      <w:hyperlink w:history="1" r:id="rIdwzpmyijqlgeauwvq9sdws">
+      <w:hyperlink w:history="1" r:id="rIdg4egecpvswby_omp_vtqb">
         <w:r>
           <w:rPr>
             <w:rStyle w:val="Hyperlink"/>
@@ -1064,7 +1064,7 @@
       <w:r>
         <w:t xml:space="preserve"> — modifié — </w:t>
       </w:r>
-      <w:hyperlink w:history="1" r:id="rIdwrkvyeiiqi8s_lhgylhuf">
+      <w:hyperlink w:history="1" r:id="rId98ovetpxtlvt0yhkemqdp">
         <w:r>
           <w:rPr>
             <w:rStyle w:val="Hyperlink"/>
@@ -1093,7 +1093,7 @@
       <w:r>
         <w:t xml:space="preserve"> — modifié — </w:t>
       </w:r>
-      <w:hyperlink w:history="1" r:id="rIdercbv24zhaueyu4blhfte">
+      <w:hyperlink w:history="1" r:id="rIdqfzb2bn7us3h5wy0nq3fi">
         <w:r>
           <w:rPr>
             <w:rStyle w:val="Hyperlink"/>
@@ -1122,7 +1122,7 @@
       <w:r>
         <w:t xml:space="preserve"> — modifié — </w:t>
       </w:r>
-      <w:hyperlink w:history="1" r:id="rIdmhepf4nzwnmn_ap2onn97">
+      <w:hyperlink w:history="1" r:id="rIdwlnwf1quxih-gkdno45fw">
         <w:r>
           <w:rPr>
             <w:rStyle w:val="Hyperlink"/>
@@ -1151,7 +1151,7 @@
       <w:r>
         <w:t xml:space="preserve"> — modifié — </w:t>
       </w:r>
-      <w:hyperlink w:history="1" r:id="rIdasgp6wpz_fmw1l37kbsb6">
+      <w:hyperlink w:history="1" r:id="rIdwskidwxf5ee99sibj-nza">
         <w:r>
           <w:rPr>
             <w:rStyle w:val="Hyperlink"/>
@@ -1188,7 +1188,7 @@
       <w:r>
         <w:t xml:space="preserve"> — créé — </w:t>
       </w:r>
-      <w:hyperlink w:history="1" r:id="rIdauwunar81rprhfzadlqlw">
+      <w:hyperlink w:history="1" r:id="rIdowmqk6isquqhufy4if6cb">
         <w:r>
           <w:rPr>
             <w:rStyle w:val="Hyperlink"/>
@@ -1217,7 +1217,7 @@
       <w:r>
         <w:t xml:space="preserve"> — créé — </w:t>
       </w:r>
-      <w:hyperlink w:history="1" r:id="rIdnfurumbh5u8l_hiog2kn9">
+      <w:hyperlink w:history="1" r:id="rId0zurabeu0syugsxgrkmdj">
         <w:r>
           <w:rPr>
             <w:rStyle w:val="Hyperlink"/>
@@ -1246,7 +1246,7 @@
       <w:r>
         <w:t xml:space="preserve"> — modifié — </w:t>
       </w:r>
-      <w:hyperlink w:history="1" r:id="rIdybzkxyhzx8c_bsi8gqj8m">
+      <w:hyperlink w:history="1" r:id="rIdb6ahm4cjh-iqeh5to6ugq">
         <w:r>
           <w:rPr>
             <w:rStyle w:val="Hyperlink"/>
@@ -1275,7 +1275,7 @@
       <w:r>
         <w:t xml:space="preserve"> — modifié — </w:t>
       </w:r>
-      <w:hyperlink w:history="1" r:id="rIdle5qpxxw17p0jguhn69nl">
+      <w:hyperlink w:history="1" r:id="rIdm_qckscpfr5zvnkrjsryr">
         <w:r>
           <w:rPr>
             <w:rStyle w:val="Hyperlink"/>
@@ -1304,7 +1304,7 @@
       <w:r>
         <w:t xml:space="preserve"> — modifié — </w:t>
       </w:r>
-      <w:hyperlink w:history="1" r:id="rIdm_-ugx-4ox-rt1qmu0aa-">
+      <w:hyperlink w:history="1" r:id="rIdag6sfyfsrnoiyjy7x3igr">
         <w:r>
           <w:rPr>
             <w:rStyle w:val="Hyperlink"/>
@@ -1333,7 +1333,7 @@
       <w:r>
         <w:t xml:space="preserve"> — modifié — </w:t>
       </w:r>
-      <w:hyperlink w:history="1" r:id="rIdx2ox6phwf3s0eaxynrbq-">
+      <w:hyperlink w:history="1" r:id="rIde7rvjgbhzb-uzao7njhuq">
         <w:r>
           <w:rPr>
             <w:rStyle w:val="Hyperlink"/>

--- a/docs/developpement/phases/word/PHASE_56_CONDITIONNEMENT_DE_CHAQUE_PRODUIT.docx
+++ b/docs/developpement/phases/word/PHASE_56_CONDITIONNEMENT_DE_CHAQUE_PRODUIT.docx
@@ -18,9 +18,9 @@
         <w:shd w:fill="F6F3FF" w:color="auto" w:val="clear"/>
       </w:pPr>
       <w:r>
-        <w:t xml:space="preserve">FlaiX Expert · dossier de développement · généré le 2026-10-24 depuis le dépôt </w:t>
-      </w:r>
-      <w:hyperlink w:history="1" r:id="rIdvzrtacxrsbhka0ekhlow9">
+        <w:t xml:space="preserve">FlaiX Expert · dossier de développement · généré le 2026-10-25 depuis le dépôt </w:t>
+      </w:r>
+      <w:hyperlink w:history="1" r:id="rIdkcekb6_pgssod9awp0exb">
         <w:r>
           <w:rPr>
             <w:rStyle w:val="Hyperlink"/>
@@ -595,7 +595,7 @@
           <w:numId w:val="2"/>
         </w:numPr>
       </w:pPr>
-      <w:hyperlink w:history="1" r:id="rIdr4kz8mjt-zi56dwatu06k">
+      <w:hyperlink w:history="1" r:id="rIdxfjkezivshd3p5vmycbn_">
         <w:r>
           <w:rPr>
             <w:rStyle w:val="Hyperlink"/>
@@ -615,7 +615,7 @@
           <w:numId w:val="2"/>
         </w:numPr>
       </w:pPr>
-      <w:hyperlink w:history="1" r:id="rIdbezxg8ec6w345ortrnvk_">
+      <w:hyperlink w:history="1" r:id="rIdkbvyzlpld8fmwzzm-qmin">
         <w:r>
           <w:rPr>
             <w:rStyle w:val="Hyperlink"/>
@@ -663,7 +663,7 @@
       <w:r>
         <w:t xml:space="preserve"> — créé — </w:t>
       </w:r>
-      <w:hyperlink w:history="1" r:id="rIdwwsuhhafx3fw3xfdf2ciw">
+      <w:hyperlink w:history="1" r:id="rIdzajv459gkwkjvdiejztzc">
         <w:r>
           <w:rPr>
             <w:rStyle w:val="Hyperlink"/>
@@ -700,7 +700,7 @@
       <w:r>
         <w:t xml:space="preserve"> — créé — </w:t>
       </w:r>
-      <w:hyperlink w:history="1" r:id="rId_xr003yjxufl5cfh42uls">
+      <w:hyperlink w:history="1" r:id="rIdf9hceb130iajka4bsxcgr">
         <w:r>
           <w:rPr>
             <w:rStyle w:val="Hyperlink"/>
@@ -729,7 +729,7 @@
       <w:r>
         <w:t xml:space="preserve"> — créé — </w:t>
       </w:r>
-      <w:hyperlink w:history="1" r:id="rId0h2b8so_litfclsgfq6wd">
+      <w:hyperlink w:history="1" r:id="rIdaytuobzqi7vnqj3l5mwkd">
         <w:r>
           <w:rPr>
             <w:rStyle w:val="Hyperlink"/>
@@ -766,7 +766,7 @@
       <w:r>
         <w:t xml:space="preserve"> — créé — </w:t>
       </w:r>
-      <w:hyperlink w:history="1" r:id="rIdx3pzhyu-f-av51urfazlf">
+      <w:hyperlink w:history="1" r:id="rIdfluqewffbztjb1bmjclmi">
         <w:r>
           <w:rPr>
             <w:rStyle w:val="Hyperlink"/>
@@ -795,7 +795,7 @@
       <w:r>
         <w:t xml:space="preserve"> — modifié — </w:t>
       </w:r>
-      <w:hyperlink w:history="1" r:id="rIdyatljqfdvynopwmxcyhrt">
+      <w:hyperlink w:history="1" r:id="rIdo0aexnxu3fnh7xrquzozk">
         <w:r>
           <w:rPr>
             <w:rStyle w:val="Hyperlink"/>
@@ -824,7 +824,7 @@
       <w:r>
         <w:t xml:space="preserve"> — modifié — </w:t>
       </w:r>
-      <w:hyperlink w:history="1" r:id="rIdhv0hfc4hlean0r61sykeu">
+      <w:hyperlink w:history="1" r:id="rIdom4zt0wcn6yrauptylvpu">
         <w:r>
           <w:rPr>
             <w:rStyle w:val="Hyperlink"/>
@@ -853,7 +853,7 @@
       <w:r>
         <w:t xml:space="preserve"> — modifié — </w:t>
       </w:r>
-      <w:hyperlink w:history="1" r:id="rIdf1ur8hfq-25d6yqzhwemt">
+      <w:hyperlink w:history="1" r:id="rIdyl63hwv5tfmxghvwenvhw">
         <w:r>
           <w:rPr>
             <w:rStyle w:val="Hyperlink"/>
@@ -882,7 +882,7 @@
       <w:r>
         <w:t xml:space="preserve"> — modifié — </w:t>
       </w:r>
-      <w:hyperlink w:history="1" r:id="rIdonea7yczaiecdyfncqmlw">
+      <w:hyperlink w:history="1" r:id="rIdqma5_tbossjqyfvgmelx0">
         <w:r>
           <w:rPr>
             <w:rStyle w:val="Hyperlink"/>
@@ -911,7 +911,7 @@
       <w:r>
         <w:t xml:space="preserve"> — modifié — </w:t>
       </w:r>
-      <w:hyperlink w:history="1" r:id="rIdmqxraczn85fy6ucqcdhu-">
+      <w:hyperlink w:history="1" r:id="rIdinrwggmgkmj1b0r6yzqnn">
         <w:r>
           <w:rPr>
             <w:rStyle w:val="Hyperlink"/>
@@ -948,7 +948,7 @@
       <w:r>
         <w:t xml:space="preserve"> — modifié — </w:t>
       </w:r>
-      <w:hyperlink w:history="1" r:id="rIdxiwxze6nxff1k9eksyrgs">
+      <w:hyperlink w:history="1" r:id="rIdhfssbmn48ocm2b7ant_ns">
         <w:r>
           <w:rPr>
             <w:rStyle w:val="Hyperlink"/>
@@ -977,7 +977,7 @@
       <w:r>
         <w:t xml:space="preserve"> — modifié — </w:t>
       </w:r>
-      <w:hyperlink w:history="1" r:id="rIduf1y10rcgfaq65zi7tjer">
+      <w:hyperlink w:history="1" r:id="rIdtkmdfhzocc10b0ymag2x7">
         <w:r>
           <w:rPr>
             <w:rStyle w:val="Hyperlink"/>
@@ -1006,7 +1006,7 @@
       <w:r>
         <w:t xml:space="preserve"> — modifié — </w:t>
       </w:r>
-      <w:hyperlink w:history="1" r:id="rId0igxbexdjl66yrwmv8f-6">
+      <w:hyperlink w:history="1" r:id="rIdfvf8hddw4l294zualoznv">
         <w:r>
           <w:rPr>
             <w:rStyle w:val="Hyperlink"/>
@@ -1035,7 +1035,7 @@
       <w:r>
         <w:t xml:space="preserve"> — créé — </w:t>
       </w:r>
-      <w:hyperlink w:history="1" r:id="rIdg4egecpvswby_omp_vtqb">
+      <w:hyperlink w:history="1" r:id="rIdpzhzqsalh0nylvd8khpmt">
         <w:r>
           <w:rPr>
             <w:rStyle w:val="Hyperlink"/>
@@ -1064,7 +1064,7 @@
       <w:r>
         <w:t xml:space="preserve"> — modifié — </w:t>
       </w:r>
-      <w:hyperlink w:history="1" r:id="rId98ovetpxtlvt0yhkemqdp">
+      <w:hyperlink w:history="1" r:id="rIdk6eiowq9b4tzggmzzxywl">
         <w:r>
           <w:rPr>
             <w:rStyle w:val="Hyperlink"/>
@@ -1093,7 +1093,7 @@
       <w:r>
         <w:t xml:space="preserve"> — modifié — </w:t>
       </w:r>
-      <w:hyperlink w:history="1" r:id="rIdqfzb2bn7us3h5wy0nq3fi">
+      <w:hyperlink w:history="1" r:id="rIdeetczhz_cvxl28_iqt3g6">
         <w:r>
           <w:rPr>
             <w:rStyle w:val="Hyperlink"/>
@@ -1122,7 +1122,7 @@
       <w:r>
         <w:t xml:space="preserve"> — modifié — </w:t>
       </w:r>
-      <w:hyperlink w:history="1" r:id="rIdwlnwf1quxih-gkdno45fw">
+      <w:hyperlink w:history="1" r:id="rIddgwywkwcfwhwfjoyq8ub4">
         <w:r>
           <w:rPr>
             <w:rStyle w:val="Hyperlink"/>
@@ -1151,7 +1151,7 @@
       <w:r>
         <w:t xml:space="preserve"> — modifié — </w:t>
       </w:r>
-      <w:hyperlink w:history="1" r:id="rIdwskidwxf5ee99sibj-nza">
+      <w:hyperlink w:history="1" r:id="rIdk_g8orhjqtgm7rlwtbxt0">
         <w:r>
           <w:rPr>
             <w:rStyle w:val="Hyperlink"/>
@@ -1188,7 +1188,7 @@
       <w:r>
         <w:t xml:space="preserve"> — créé — </w:t>
       </w:r>
-      <w:hyperlink w:history="1" r:id="rIdowmqk6isquqhufy4if6cb">
+      <w:hyperlink w:history="1" r:id="rIdvov9n9wdculqrgd1ulrmv">
         <w:r>
           <w:rPr>
             <w:rStyle w:val="Hyperlink"/>
@@ -1217,7 +1217,7 @@
       <w:r>
         <w:t xml:space="preserve"> — créé — </w:t>
       </w:r>
-      <w:hyperlink w:history="1" r:id="rId0zurabeu0syugsxgrkmdj">
+      <w:hyperlink w:history="1" r:id="rIdurstjza0ccc_mrobaroka">
         <w:r>
           <w:rPr>
             <w:rStyle w:val="Hyperlink"/>
@@ -1246,7 +1246,7 @@
       <w:r>
         <w:t xml:space="preserve"> — modifié — </w:t>
       </w:r>
-      <w:hyperlink w:history="1" r:id="rIdb6ahm4cjh-iqeh5to6ugq">
+      <w:hyperlink w:history="1" r:id="rIdjplniuldkznsky4pakutr">
         <w:r>
           <w:rPr>
             <w:rStyle w:val="Hyperlink"/>
@@ -1275,7 +1275,7 @@
       <w:r>
         <w:t xml:space="preserve"> — modifié — </w:t>
       </w:r>
-      <w:hyperlink w:history="1" r:id="rIdm_qckscpfr5zvnkrjsryr">
+      <w:hyperlink w:history="1" r:id="rId3mrntftirstyluowlwbgg">
         <w:r>
           <w:rPr>
             <w:rStyle w:val="Hyperlink"/>
@@ -1304,7 +1304,7 @@
       <w:r>
         <w:t xml:space="preserve"> — modifié — </w:t>
       </w:r>
-      <w:hyperlink w:history="1" r:id="rIdag6sfyfsrnoiyjy7x3igr">
+      <w:hyperlink w:history="1" r:id="rIdbltcfs5_thnu5zdnp8yaz">
         <w:r>
           <w:rPr>
             <w:rStyle w:val="Hyperlink"/>
@@ -1333,7 +1333,7 @@
       <w:r>
         <w:t xml:space="preserve"> — modifié — </w:t>
       </w:r>
-      <w:hyperlink w:history="1" r:id="rIde7rvjgbhzb-uzao7njhuq">
+      <w:hyperlink w:history="1" r:id="rIdtksdp38pq9gz7ogyhiwkc">
         <w:r>
           <w:rPr>
             <w:rStyle w:val="Hyperlink"/>

--- a/docs/developpement/phases/word/PHASE_56_CONDITIONNEMENT_DE_CHAQUE_PRODUIT.docx
+++ b/docs/developpement/phases/word/PHASE_56_CONDITIONNEMENT_DE_CHAQUE_PRODUIT.docx
@@ -20,7 +20,7 @@
       <w:r>
         <w:t xml:space="preserve">FlaiX Expert · dossier de développement · généré le 2026-10-25 depuis le dépôt </w:t>
       </w:r>
-      <w:hyperlink w:history="1" r:id="rIdkcekb6_pgssod9awp0exb">
+      <w:hyperlink w:history="1" r:id="rIdpb6g02lac1wgnvwksv8le">
         <w:r>
           <w:rPr>
             <w:rStyle w:val="Hyperlink"/>
@@ -595,7 +595,7 @@
           <w:numId w:val="2"/>
         </w:numPr>
       </w:pPr>
-      <w:hyperlink w:history="1" r:id="rIdxfjkezivshd3p5vmycbn_">
+      <w:hyperlink w:history="1" r:id="rIdjmcfdtywfu1-nwoad1ahr">
         <w:r>
           <w:rPr>
             <w:rStyle w:val="Hyperlink"/>
@@ -615,7 +615,7 @@
           <w:numId w:val="2"/>
         </w:numPr>
       </w:pPr>
-      <w:hyperlink w:history="1" r:id="rIdkbvyzlpld8fmwzzm-qmin">
+      <w:hyperlink w:history="1" r:id="rIdfnvoktq7e3dfso2bwz1_x">
         <w:r>
           <w:rPr>
             <w:rStyle w:val="Hyperlink"/>
@@ -663,7 +663,7 @@
       <w:r>
         <w:t xml:space="preserve"> — créé — </w:t>
       </w:r>
-      <w:hyperlink w:history="1" r:id="rIdzajv459gkwkjvdiejztzc">
+      <w:hyperlink w:history="1" r:id="rIdsahqgsp_bqeqmsvoeje5g">
         <w:r>
           <w:rPr>
             <w:rStyle w:val="Hyperlink"/>
@@ -700,7 +700,7 @@
       <w:r>
         <w:t xml:space="preserve"> — créé — </w:t>
       </w:r>
-      <w:hyperlink w:history="1" r:id="rIdf9hceb130iajka4bsxcgr">
+      <w:hyperlink w:history="1" r:id="rId_szr-ons_5hk0oa5zw4mv">
         <w:r>
           <w:rPr>
             <w:rStyle w:val="Hyperlink"/>
@@ -729,7 +729,7 @@
       <w:r>
         <w:t xml:space="preserve"> — créé — </w:t>
       </w:r>
-      <w:hyperlink w:history="1" r:id="rIdaytuobzqi7vnqj3l5mwkd">
+      <w:hyperlink w:history="1" r:id="rIdchdska9v8ymwjs0lhd-7p">
         <w:r>
           <w:rPr>
             <w:rStyle w:val="Hyperlink"/>
@@ -766,7 +766,7 @@
       <w:r>
         <w:t xml:space="preserve"> — créé — </w:t>
       </w:r>
-      <w:hyperlink w:history="1" r:id="rIdfluqewffbztjb1bmjclmi">
+      <w:hyperlink w:history="1" r:id="rIddxkfzmyni7gmmxmoysgb1">
         <w:r>
           <w:rPr>
             <w:rStyle w:val="Hyperlink"/>
@@ -795,7 +795,7 @@
       <w:r>
         <w:t xml:space="preserve"> — modifié — </w:t>
       </w:r>
-      <w:hyperlink w:history="1" r:id="rIdo0aexnxu3fnh7xrquzozk">
+      <w:hyperlink w:history="1" r:id="rIddcmkruhxyefmpkuhaxv-x">
         <w:r>
           <w:rPr>
             <w:rStyle w:val="Hyperlink"/>
@@ -824,7 +824,7 @@
       <w:r>
         <w:t xml:space="preserve"> — modifié — </w:t>
       </w:r>
-      <w:hyperlink w:history="1" r:id="rIdom4zt0wcn6yrauptylvpu">
+      <w:hyperlink w:history="1" r:id="rIdgpiwvi8mx9psyazawvoht">
         <w:r>
           <w:rPr>
             <w:rStyle w:val="Hyperlink"/>
@@ -853,7 +853,7 @@
       <w:r>
         <w:t xml:space="preserve"> — modifié — </w:t>
       </w:r>
-      <w:hyperlink w:history="1" r:id="rIdyl63hwv5tfmxghvwenvhw">
+      <w:hyperlink w:history="1" r:id="rIdqa_zdzovfulleqbnopipp">
         <w:r>
           <w:rPr>
             <w:rStyle w:val="Hyperlink"/>
@@ -882,7 +882,7 @@
       <w:r>
         <w:t xml:space="preserve"> — modifié — </w:t>
       </w:r>
-      <w:hyperlink w:history="1" r:id="rIdqma5_tbossjqyfvgmelx0">
+      <w:hyperlink w:history="1" r:id="rIdrviqwhllvbq1aohv-2hgb">
         <w:r>
           <w:rPr>
             <w:rStyle w:val="Hyperlink"/>
@@ -911,7 +911,7 @@
       <w:r>
         <w:t xml:space="preserve"> — modifié — </w:t>
       </w:r>
-      <w:hyperlink w:history="1" r:id="rIdinrwggmgkmj1b0r6yzqnn">
+      <w:hyperlink w:history="1" r:id="rIdusiny-q_i4gtrtasivydd">
         <w:r>
           <w:rPr>
             <w:rStyle w:val="Hyperlink"/>
@@ -948,7 +948,7 @@
       <w:r>
         <w:t xml:space="preserve"> — modifié — </w:t>
       </w:r>
-      <w:hyperlink w:history="1" r:id="rIdhfssbmn48ocm2b7ant_ns">
+      <w:hyperlink w:history="1" r:id="rIde-7djcrgikmrmmhdiaykp">
         <w:r>
           <w:rPr>
             <w:rStyle w:val="Hyperlink"/>
@@ -977,7 +977,7 @@
       <w:r>
         <w:t xml:space="preserve"> — modifié — </w:t>
       </w:r>
-      <w:hyperlink w:history="1" r:id="rIdtkmdfhzocc10b0ymag2x7">
+      <w:hyperlink w:history="1" r:id="rIdtadj-mpo0ipqtcca3817s">
         <w:r>
           <w:rPr>
             <w:rStyle w:val="Hyperlink"/>
@@ -1006,7 +1006,7 @@
       <w:r>
         <w:t xml:space="preserve"> — modifié — </w:t>
       </w:r>
-      <w:hyperlink w:history="1" r:id="rIdfvf8hddw4l294zualoznv">
+      <w:hyperlink w:history="1" r:id="rId0m-ozmvznoiuhve0yhvic">
         <w:r>
           <w:rPr>
             <w:rStyle w:val="Hyperlink"/>
@@ -1035,7 +1035,7 @@
       <w:r>
         <w:t xml:space="preserve"> — créé — </w:t>
       </w:r>
-      <w:hyperlink w:history="1" r:id="rIdpzhzqsalh0nylvd8khpmt">
+      <w:hyperlink w:history="1" r:id="rIduxhwfaiprlitcuopyh4yl">
         <w:r>
           <w:rPr>
             <w:rStyle w:val="Hyperlink"/>
@@ -1064,7 +1064,7 @@
       <w:r>
         <w:t xml:space="preserve"> — modifié — </w:t>
       </w:r>
-      <w:hyperlink w:history="1" r:id="rIdk6eiowq9b4tzggmzzxywl">
+      <w:hyperlink w:history="1" r:id="rId4ldtr9u2pftwugphlypuk">
         <w:r>
           <w:rPr>
             <w:rStyle w:val="Hyperlink"/>
@@ -1093,7 +1093,7 @@
       <w:r>
         <w:t xml:space="preserve"> — modifié — </w:t>
       </w:r>
-      <w:hyperlink w:history="1" r:id="rIdeetczhz_cvxl28_iqt3g6">
+      <w:hyperlink w:history="1" r:id="rId7osdlo1vt4f-twrpfgp2u">
         <w:r>
           <w:rPr>
             <w:rStyle w:val="Hyperlink"/>
@@ -1122,7 +1122,7 @@
       <w:r>
         <w:t xml:space="preserve"> — modifié — </w:t>
       </w:r>
-      <w:hyperlink w:history="1" r:id="rIddgwywkwcfwhwfjoyq8ub4">
+      <w:hyperlink w:history="1" r:id="rIda5nnul_x136tmhoj3aicr">
         <w:r>
           <w:rPr>
             <w:rStyle w:val="Hyperlink"/>
@@ -1151,7 +1151,7 @@
       <w:r>
         <w:t xml:space="preserve"> — modifié — </w:t>
       </w:r>
-      <w:hyperlink w:history="1" r:id="rIdk_g8orhjqtgm7rlwtbxt0">
+      <w:hyperlink w:history="1" r:id="rId7urjcbili5woir6gvvtok">
         <w:r>
           <w:rPr>
             <w:rStyle w:val="Hyperlink"/>
@@ -1188,7 +1188,7 @@
       <w:r>
         <w:t xml:space="preserve"> — créé — </w:t>
       </w:r>
-      <w:hyperlink w:history="1" r:id="rIdvov9n9wdculqrgd1ulrmv">
+      <w:hyperlink w:history="1" r:id="rIdgc6__pi7gbewyaldgj2sj">
         <w:r>
           <w:rPr>
             <w:rStyle w:val="Hyperlink"/>
@@ -1217,7 +1217,7 @@
       <w:r>
         <w:t xml:space="preserve"> — créé — </w:t>
       </w:r>
-      <w:hyperlink w:history="1" r:id="rIdurstjza0ccc_mrobaroka">
+      <w:hyperlink w:history="1" r:id="rIdwwg_quegadkaokqnogneu">
         <w:r>
           <w:rPr>
             <w:rStyle w:val="Hyperlink"/>
@@ -1246,7 +1246,7 @@
       <w:r>
         <w:t xml:space="preserve"> — modifié — </w:t>
       </w:r>
-      <w:hyperlink w:history="1" r:id="rIdjplniuldkznsky4pakutr">
+      <w:hyperlink w:history="1" r:id="rId_zzox8ql_modmddtjdh25">
         <w:r>
           <w:rPr>
             <w:rStyle w:val="Hyperlink"/>
@@ -1275,7 +1275,7 @@
       <w:r>
         <w:t xml:space="preserve"> — modifié — </w:t>
       </w:r>
-      <w:hyperlink w:history="1" r:id="rId3mrntftirstyluowlwbgg">
+      <w:hyperlink w:history="1" r:id="rIdrhec-7ufapy2e-d-p-kad">
         <w:r>
           <w:rPr>
             <w:rStyle w:val="Hyperlink"/>
@@ -1304,7 +1304,7 @@
       <w:r>
         <w:t xml:space="preserve"> — modifié — </w:t>
       </w:r>
-      <w:hyperlink w:history="1" r:id="rIdbltcfs5_thnu5zdnp8yaz">
+      <w:hyperlink w:history="1" r:id="rIdwyckrm9my3woirlkwe05q">
         <w:r>
           <w:rPr>
             <w:rStyle w:val="Hyperlink"/>
@@ -1333,7 +1333,7 @@
       <w:r>
         <w:t xml:space="preserve"> — modifié — </w:t>
       </w:r>
-      <w:hyperlink w:history="1" r:id="rIdtksdp38pq9gz7ogyhiwkc">
+      <w:hyperlink w:history="1" r:id="rIdsbmmm7t9ntumw73ctraxj">
         <w:r>
           <w:rPr>
             <w:rStyle w:val="Hyperlink"/>

--- a/docs/developpement/phases/word/PHASE_56_CONDITIONNEMENT_DE_CHAQUE_PRODUIT.docx
+++ b/docs/developpement/phases/word/PHASE_56_CONDITIONNEMENT_DE_CHAQUE_PRODUIT.docx
@@ -20,7 +20,7 @@
       <w:r>
         <w:t xml:space="preserve">FlaiX Expert · dossier de développement · généré le 2026-10-25 depuis le dépôt </w:t>
       </w:r>
-      <w:hyperlink w:history="1" r:id="rIdpb6g02lac1wgnvwksv8le">
+      <w:hyperlink w:history="1" r:id="rIdsjknqabiiizzhqrdirp48">
         <w:r>
           <w:rPr>
             <w:rStyle w:val="Hyperlink"/>
@@ -595,7 +595,7 @@
           <w:numId w:val="2"/>
         </w:numPr>
       </w:pPr>
-      <w:hyperlink w:history="1" r:id="rIdjmcfdtywfu1-nwoad1ahr">
+      <w:hyperlink w:history="1" r:id="rIdc3ltvpmgbv1kzsmffetd7">
         <w:r>
           <w:rPr>
             <w:rStyle w:val="Hyperlink"/>
@@ -615,7 +615,7 @@
           <w:numId w:val="2"/>
         </w:numPr>
       </w:pPr>
-      <w:hyperlink w:history="1" r:id="rIdfnvoktq7e3dfso2bwz1_x">
+      <w:hyperlink w:history="1" r:id="rIdak9tosssbvh_wgcbhtuj9">
         <w:r>
           <w:rPr>
             <w:rStyle w:val="Hyperlink"/>
@@ -663,7 +663,7 @@
       <w:r>
         <w:t xml:space="preserve"> — créé — </w:t>
       </w:r>
-      <w:hyperlink w:history="1" r:id="rIdsahqgsp_bqeqmsvoeje5g">
+      <w:hyperlink w:history="1" r:id="rIdyxlob0ximv8epcooll3p9">
         <w:r>
           <w:rPr>
             <w:rStyle w:val="Hyperlink"/>
@@ -700,7 +700,7 @@
       <w:r>
         <w:t xml:space="preserve"> — créé — </w:t>
       </w:r>
-      <w:hyperlink w:history="1" r:id="rId_szr-ons_5hk0oa5zw4mv">
+      <w:hyperlink w:history="1" r:id="rIdg-zautrgxyg0ej7iupzqi">
         <w:r>
           <w:rPr>
             <w:rStyle w:val="Hyperlink"/>
@@ -729,7 +729,7 @@
       <w:r>
         <w:t xml:space="preserve"> — créé — </w:t>
       </w:r>
-      <w:hyperlink w:history="1" r:id="rIdchdska9v8ymwjs0lhd-7p">
+      <w:hyperlink w:history="1" r:id="rIdjupyddxr02mkpaf37-dpy">
         <w:r>
           <w:rPr>
             <w:rStyle w:val="Hyperlink"/>
@@ -766,7 +766,7 @@
       <w:r>
         <w:t xml:space="preserve"> — créé — </w:t>
       </w:r>
-      <w:hyperlink w:history="1" r:id="rIddxkfzmyni7gmmxmoysgb1">
+      <w:hyperlink w:history="1" r:id="rId06lmxsau6hltiat0wdkns">
         <w:r>
           <w:rPr>
             <w:rStyle w:val="Hyperlink"/>
@@ -795,7 +795,7 @@
       <w:r>
         <w:t xml:space="preserve"> — modifié — </w:t>
       </w:r>
-      <w:hyperlink w:history="1" r:id="rIddcmkruhxyefmpkuhaxv-x">
+      <w:hyperlink w:history="1" r:id="rIdnmllxb0nntug7h8j_l_jk">
         <w:r>
           <w:rPr>
             <w:rStyle w:val="Hyperlink"/>
@@ -824,7 +824,7 @@
       <w:r>
         <w:t xml:space="preserve"> — modifié — </w:t>
       </w:r>
-      <w:hyperlink w:history="1" r:id="rIdgpiwvi8mx9psyazawvoht">
+      <w:hyperlink w:history="1" r:id="rIdlb4afqofpyun2ro28qrbe">
         <w:r>
           <w:rPr>
             <w:rStyle w:val="Hyperlink"/>
@@ -853,7 +853,7 @@
       <w:r>
         <w:t xml:space="preserve"> — modifié — </w:t>
       </w:r>
-      <w:hyperlink w:history="1" r:id="rIdqa_zdzovfulleqbnopipp">
+      <w:hyperlink w:history="1" r:id="rId8lckbduyr09a-vuvocyoj">
         <w:r>
           <w:rPr>
             <w:rStyle w:val="Hyperlink"/>
@@ -882,7 +882,7 @@
       <w:r>
         <w:t xml:space="preserve"> — modifié — </w:t>
       </w:r>
-      <w:hyperlink w:history="1" r:id="rIdrviqwhllvbq1aohv-2hgb">
+      <w:hyperlink w:history="1" r:id="rIdszzi5gq1qpp130lyoaaav">
         <w:r>
           <w:rPr>
             <w:rStyle w:val="Hyperlink"/>
@@ -911,7 +911,7 @@
       <w:r>
         <w:t xml:space="preserve"> — modifié — </w:t>
       </w:r>
-      <w:hyperlink w:history="1" r:id="rIdusiny-q_i4gtrtasivydd">
+      <w:hyperlink w:history="1" r:id="rIdbhp04q-0mi1uvoypt8edb">
         <w:r>
           <w:rPr>
             <w:rStyle w:val="Hyperlink"/>
@@ -948,7 +948,7 @@
       <w:r>
         <w:t xml:space="preserve"> — modifié — </w:t>
       </w:r>
-      <w:hyperlink w:history="1" r:id="rIde-7djcrgikmrmmhdiaykp">
+      <w:hyperlink w:history="1" r:id="rIdjli4qfk4gkpxogb0ty4sb">
         <w:r>
           <w:rPr>
             <w:rStyle w:val="Hyperlink"/>
@@ -977,7 +977,7 @@
       <w:r>
         <w:t xml:space="preserve"> — modifié — </w:t>
       </w:r>
-      <w:hyperlink w:history="1" r:id="rIdtadj-mpo0ipqtcca3817s">
+      <w:hyperlink w:history="1" r:id="rId9czaqxgzbw2epem2xbux1">
         <w:r>
           <w:rPr>
             <w:rStyle w:val="Hyperlink"/>
@@ -1006,7 +1006,7 @@
       <w:r>
         <w:t xml:space="preserve"> — modifié — </w:t>
       </w:r>
-      <w:hyperlink w:history="1" r:id="rId0m-ozmvznoiuhve0yhvic">
+      <w:hyperlink w:history="1" r:id="rIdynhpoea7i9slsfp2hxojb">
         <w:r>
           <w:rPr>
             <w:rStyle w:val="Hyperlink"/>
@@ -1035,7 +1035,7 @@
       <w:r>
         <w:t xml:space="preserve"> — créé — </w:t>
       </w:r>
-      <w:hyperlink w:history="1" r:id="rIduxhwfaiprlitcuopyh4yl">
+      <w:hyperlink w:history="1" r:id="rIdrpx7judmnbwqfyimbwkld">
         <w:r>
           <w:rPr>
             <w:rStyle w:val="Hyperlink"/>
@@ -1064,7 +1064,7 @@
       <w:r>
         <w:t xml:space="preserve"> — modifié — </w:t>
       </w:r>
-      <w:hyperlink w:history="1" r:id="rId4ldtr9u2pftwugphlypuk">
+      <w:hyperlink w:history="1" r:id="rIdyplxa3l3zt1xm-jy9po9v">
         <w:r>
           <w:rPr>
             <w:rStyle w:val="Hyperlink"/>
@@ -1093,7 +1093,7 @@
       <w:r>
         <w:t xml:space="preserve"> — modifié — </w:t>
       </w:r>
-      <w:hyperlink w:history="1" r:id="rId7osdlo1vt4f-twrpfgp2u">
+      <w:hyperlink w:history="1" r:id="rIdt65gdrdienz7xmltaxnds">
         <w:r>
           <w:rPr>
             <w:rStyle w:val="Hyperlink"/>
@@ -1122,7 +1122,7 @@
       <w:r>
         <w:t xml:space="preserve"> — modifié — </w:t>
       </w:r>
-      <w:hyperlink w:history="1" r:id="rIda5nnul_x136tmhoj3aicr">
+      <w:hyperlink w:history="1" r:id="rIdh_b9xvhkxopnnmpsz0sps">
         <w:r>
           <w:rPr>
             <w:rStyle w:val="Hyperlink"/>
@@ -1151,7 +1151,7 @@
       <w:r>
         <w:t xml:space="preserve"> — modifié — </w:t>
       </w:r>
-      <w:hyperlink w:history="1" r:id="rId7urjcbili5woir6gvvtok">
+      <w:hyperlink w:history="1" r:id="rIdpbxrtwytmntavcxv7nek8">
         <w:r>
           <w:rPr>
             <w:rStyle w:val="Hyperlink"/>
@@ -1188,7 +1188,7 @@
       <w:r>
         <w:t xml:space="preserve"> — créé — </w:t>
       </w:r>
-      <w:hyperlink w:history="1" r:id="rIdgc6__pi7gbewyaldgj2sj">
+      <w:hyperlink w:history="1" r:id="rIdjpzljdhmeo6ivy4rviwng">
         <w:r>
           <w:rPr>
             <w:rStyle w:val="Hyperlink"/>
@@ -1217,7 +1217,7 @@
       <w:r>
         <w:t xml:space="preserve"> — créé — </w:t>
       </w:r>
-      <w:hyperlink w:history="1" r:id="rIdwwg_quegadkaokqnogneu">
+      <w:hyperlink w:history="1" r:id="rIddbnuuo683rabrydekolzk">
         <w:r>
           <w:rPr>
             <w:rStyle w:val="Hyperlink"/>
@@ -1246,7 +1246,7 @@
       <w:r>
         <w:t xml:space="preserve"> — modifié — </w:t>
       </w:r>
-      <w:hyperlink w:history="1" r:id="rId_zzox8ql_modmddtjdh25">
+      <w:hyperlink w:history="1" r:id="rIdcxf4lsradyb6fcodfbajt">
         <w:r>
           <w:rPr>
             <w:rStyle w:val="Hyperlink"/>
@@ -1275,7 +1275,7 @@
       <w:r>
         <w:t xml:space="preserve"> — modifié — </w:t>
       </w:r>
-      <w:hyperlink w:history="1" r:id="rIdrhec-7ufapy2e-d-p-kad">
+      <w:hyperlink w:history="1" r:id="rIdq79msvgbojb0biz0eyl8x">
         <w:r>
           <w:rPr>
             <w:rStyle w:val="Hyperlink"/>
@@ -1304,7 +1304,7 @@
       <w:r>
         <w:t xml:space="preserve"> — modifié — </w:t>
       </w:r>
-      <w:hyperlink w:history="1" r:id="rIdwyckrm9my3woirlkwe05q">
+      <w:hyperlink w:history="1" r:id="rIdh0o5njk4ukrsctb-x8muk">
         <w:r>
           <w:rPr>
             <w:rStyle w:val="Hyperlink"/>
@@ -1333,7 +1333,7 @@
       <w:r>
         <w:t xml:space="preserve"> — modifié — </w:t>
       </w:r>
-      <w:hyperlink w:history="1" r:id="rIdsbmmm7t9ntumw73ctraxj">
+      <w:hyperlink w:history="1" r:id="rIdc6qohgwzvnsmk0nbglmqx">
         <w:r>
           <w:rPr>
             <w:rStyle w:val="Hyperlink"/>
